--- a/rus/docx/012.content.docx
+++ b/rus/docx/012.content.docx
@@ -150,26 +150,6 @@
           <w:lang w:val="ru_RU" w:bidi="ru_RU"/>
         </w:rPr>
         <w:t>Н</w:t>
-      </w:r>
-      <w:r>
-        <w:rPr>
-          <w:lang w:val="ru_RU" w:bidi="ru_RU"/>
-        </w:rPr>
-      </w:r>
-    </w:p>
-    <w:p>
-      <w:pPr/>
-      <w:r>
-        <w:rPr>
-          <w:lang w:val="ru_RU" w:bidi="ru_RU"/>
-        </w:rPr>
-      </w:r>
-      <w:r>
-        <w:rPr>
-          <w:i/>
-          <w:lang w:val="ru_RU" w:bidi="ru_RU"/>
-        </w:rPr>
-        <w:t>Наследник, Наследство, Начальства И Силы*, Никополь</w:t>
       </w:r>
       <w:r>
         <w:rPr>

--- a/rus/docx/012.content.docx
+++ b/rus/docx/012.content.docx
@@ -19,7 +19,7 @@
         <w:rPr>
           <w:lang w:val="ru_RU" w:bidi="ru_RU"/>
         </w:rPr>
-        <w:t>Resource: Библейский словарь (Тиндейл)</w:t>
+        <w:t>Resource: Tyndale Open Bible Dictionary</w:t>
       </w:r>
       <w:r>
         <w:rPr>
@@ -112,7 +112,7 @@
         <w:rPr>
           <w:lang w:val="ru_RU" w:bidi="ru_RU"/>
         </w:rPr>
-        <w:t>Библейский словарь (Тиндейл)</w:t>
+        <w:t>Tyndale Open Bible Dictionary</w:t>
       </w:r>
     </w:p>
     <w:p>

--- a/rus/docx/012.content.docx
+++ b/rus/docx/012.content.docx
@@ -19,7 +19,7 @@
         <w:rPr>
           <w:lang w:val="ru_RU" w:bidi="ru_RU"/>
         </w:rPr>
-        <w:t>Resource: Tyndale Open Bible Dictionary</w:t>
+        <w:t>Resource: Aquifer Open Bible Dictionary</w:t>
       </w:r>
       <w:r>
         <w:rPr>
@@ -112,7 +112,7 @@
         <w:rPr>
           <w:lang w:val="ru_RU" w:bidi="ru_RU"/>
         </w:rPr>
-        <w:t>Tyndale Open Bible Dictionary</w:t>
+        <w:t>Aquifer Open Bible Dictionary</w:t>
       </w:r>
     </w:p>
     <w:p>

--- a/rus/docx/012.content.docx
+++ b/rus/docx/012.content.docx
@@ -247,54 +247,36 @@
         </w:rPr>
         <w:t xml:space="preserve">В </w:t>
       </w:r>
-      <w:hyperlink r:id="rId13">
-        <w:r>
-          <w:rPr>
-            <w:lang w:val="ru_RU" w:bidi="ru_RU"/>
-          </w:rPr>
-          <w:rPr>
-            <w:color w:val="0000EE"/>
-            <w:u w:val="single"/>
-          </w:rPr>
-          <w:t>Бытие 15</w:t>
-        </w:r>
-      </w:hyperlink>
+      <w:r>
+        <w:rPr>
+          <w:lang w:val="ru_RU" w:bidi="ru_RU"/>
+        </w:rPr>
+        <w:t>Бытие 15</w:t>
+      </w:r>
       <w:r>
         <w:rPr>
           <w:lang w:val="ru_RU" w:bidi="ru_RU"/>
         </w:rPr>
         <w:t xml:space="preserve"> после того, как Бог ещё раз подтвердил Своё обещание Аврааму, Авраам стал размышлять, как оно могло исполниться. В то время управляющий в доме Авраама, Елиезер из Дамаска, считался за главного и был единственным представителем многочисленного рода Авраама, который имел право наследовать всё имение. В семье Авраама не было ни одного законнорождённого сына (см. </w:t>
       </w:r>
-      <w:hyperlink r:id="rId14">
-        <w:r>
-          <w:rPr>
-            <w:lang w:val="ru_RU" w:bidi="ru_RU"/>
-          </w:rPr>
-          <w:rPr>
-            <w:color w:val="0000EE"/>
-            <w:u w:val="single"/>
-          </w:rPr>
-          <w:t>Быт. 15:3–4</w:t>
-        </w:r>
-      </w:hyperlink>
+      <w:r>
+        <w:rPr>
+          <w:lang w:val="ru_RU" w:bidi="ru_RU"/>
+        </w:rPr>
+        <w:t>Быт. 15:3–4</w:t>
+      </w:r>
       <w:r>
         <w:rPr>
           <w:lang w:val="ru_RU" w:bidi="ru_RU"/>
         </w:rPr>
         <w:t>). В патриархальные времена, если у человека не было сына, наследником мог стать управляющий. После рождения Измаила (сына Авраама от Агари, служанки Сарры) и Исаака (сына Авраама от его жены Сарры), между женщинами вспыхнула ссора, и Сарра потребовала, чтобы Авраам отослал прочь Агарь и её сына, потому что не хотела, чтобы Измаил был наследником вместе с её сыном Исааком (</w:t>
       </w:r>
-      <w:hyperlink r:id="rId15">
-        <w:r>
-          <w:rPr>
-            <w:lang w:val="ru_RU" w:bidi="ru_RU"/>
-          </w:rPr>
-          <w:rPr>
-            <w:color w:val="0000EE"/>
-            <w:u w:val="single"/>
-          </w:rPr>
-          <w:t>Быт. 21:10</w:t>
-        </w:r>
-      </w:hyperlink>
+      <w:r>
+        <w:rPr>
+          <w:lang w:val="ru_RU" w:bidi="ru_RU"/>
+        </w:rPr>
+        <w:t>Быт. 21:10</w:t>
+      </w:r>
       <w:r>
         <w:rPr>
           <w:lang w:val="ru_RU" w:bidi="ru_RU"/>
@@ -315,18 +297,12 @@
         </w:rPr>
         <w:t>Одна мудрая женщина, наученная Иоавом, рассказала Давиду историю о себе и двух её сыновьях. Она сказала, что один из её сыновей убил другого, поэтому её семья хотела убить второго сына за совершённое им преступление. По её словам, если это произойдёт и наследник её умершего мужа будет убит, семья останется без наследства (</w:t>
       </w:r>
-      <w:hyperlink r:id="rId16">
-        <w:r>
-          <w:rPr>
-            <w:lang w:val="ru_RU" w:bidi="ru_RU"/>
-          </w:rPr>
-          <w:rPr>
-            <w:color w:val="0000EE"/>
-            <w:u w:val="single"/>
-          </w:rPr>
-          <w:t>2Цар. 14:7</w:t>
-        </w:r>
-      </w:hyperlink>
+      <w:r>
+        <w:rPr>
+          <w:lang w:val="ru_RU" w:bidi="ru_RU"/>
+        </w:rPr>
+        <w:t>2Цар. 14:7</w:t>
+      </w:r>
       <w:r>
         <w:rPr>
           <w:lang w:val="ru_RU" w:bidi="ru_RU"/>
@@ -347,54 +323,36 @@
         </w:rPr>
         <w:t>Ещё один пример употребления слова «наследник» в Библии можно увидеть в притче, рассказанной Иисусом. Работники виноградника, увидев приближающегося сына их хозяина, сказали друг другу: «Это наследник; пойдём, убьём его и завладеем наследством его» (</w:t>
       </w:r>
-      <w:hyperlink r:id="rId17">
-        <w:r>
-          <w:rPr>
-            <w:lang w:val="ru_RU" w:bidi="ru_RU"/>
-          </w:rPr>
-          <w:rPr>
-            <w:color w:val="0000EE"/>
-            <w:u w:val="single"/>
-          </w:rPr>
-          <w:t>Мф. 21:33–43</w:t>
-        </w:r>
-      </w:hyperlink>
+      <w:r>
+        <w:rPr>
+          <w:lang w:val="ru_RU" w:bidi="ru_RU"/>
+        </w:rPr>
+        <w:t>Мф. 21:33–43</w:t>
+      </w:r>
       <w:r>
         <w:rPr>
           <w:lang w:val="ru_RU" w:bidi="ru_RU"/>
         </w:rPr>
         <w:t xml:space="preserve">; ср. </w:t>
       </w:r>
-      <w:hyperlink r:id="rId18">
-        <w:r>
-          <w:rPr>
-            <w:lang w:val="ru_RU" w:bidi="ru_RU"/>
-          </w:rPr>
-          <w:rPr>
-            <w:color w:val="0000EE"/>
-            <w:u w:val="single"/>
-          </w:rPr>
-          <w:t>Мк. 12:7</w:t>
-        </w:r>
-      </w:hyperlink>
+      <w:r>
+        <w:rPr>
+          <w:lang w:val="ru_RU" w:bidi="ru_RU"/>
+        </w:rPr>
+        <w:t>Мк. 12:7</w:t>
+      </w:r>
       <w:r>
         <w:rPr>
           <w:lang w:val="ru_RU" w:bidi="ru_RU"/>
         </w:rPr>
         <w:t xml:space="preserve">; </w:t>
       </w:r>
-      <w:hyperlink r:id="rId19">
-        <w:r>
-          <w:rPr>
-            <w:lang w:val="ru_RU" w:bidi="ru_RU"/>
-          </w:rPr>
-          <w:rPr>
-            <w:color w:val="0000EE"/>
-            <w:u w:val="single"/>
-          </w:rPr>
-          <w:t>Лк. 20:14</w:t>
-        </w:r>
-      </w:hyperlink>
+      <w:r>
+        <w:rPr>
+          <w:lang w:val="ru_RU" w:bidi="ru_RU"/>
+        </w:rPr>
+        <w:t>Лк. 20:14</w:t>
+      </w:r>
       <w:r>
         <w:rPr>
           <w:lang w:val="ru_RU" w:bidi="ru_RU"/>
@@ -415,108 +373,72 @@
         </w:rPr>
         <w:t>Во многих местах Нового Завета слово «наследник» относится к верующим в Христа. Как Божьи дети они становятся наследниками их Отца, а также сонаследниками Христа (</w:t>
       </w:r>
-      <w:hyperlink r:id="rId20">
-        <w:r>
-          <w:rPr>
-            <w:lang w:val="ru_RU" w:bidi="ru_RU"/>
-          </w:rPr>
-          <w:rPr>
-            <w:color w:val="0000EE"/>
-            <w:u w:val="single"/>
-          </w:rPr>
-          <w:t>Рим. 8:16 -17</w:t>
-        </w:r>
-      </w:hyperlink>
+      <w:r>
+        <w:rPr>
+          <w:lang w:val="ru_RU" w:bidi="ru_RU"/>
+        </w:rPr>
+        <w:t>Рим. 8:16 -17</w:t>
+      </w:r>
       <w:r>
         <w:rPr>
           <w:lang w:val="ru_RU" w:bidi="ru_RU"/>
         </w:rPr>
         <w:t xml:space="preserve">). В разных местах Нового Завета по-разному говорится о наследовании спасения. В </w:t>
       </w:r>
-      <w:hyperlink r:id="rId21">
-        <w:r>
-          <w:rPr>
-            <w:lang w:val="ru_RU" w:bidi="ru_RU"/>
-          </w:rPr>
-          <w:rPr>
-            <w:color w:val="0000EE"/>
-            <w:u w:val="single"/>
-          </w:rPr>
-          <w:t>Послании к Евреям 6:17</w:t>
-        </w:r>
-      </w:hyperlink>
+      <w:r>
+        <w:rPr>
+          <w:lang w:val="ru_RU" w:bidi="ru_RU"/>
+        </w:rPr>
+        <w:t>Послании к Евреям 6:17</w:t>
+      </w:r>
       <w:r>
         <w:rPr>
           <w:lang w:val="ru_RU" w:bidi="ru_RU"/>
         </w:rPr>
         <w:t xml:space="preserve"> христиане названы «наследниками обетования». Это обещание начало сбываться тогда, когда Бог сказал Аврааму: «Истинно благословляя благословлю и размножая размножу тебя» (</w:t>
       </w:r>
-      <w:hyperlink r:id="rId22">
-        <w:r>
-          <w:rPr>
-            <w:lang w:val="ru_RU" w:bidi="ru_RU"/>
-          </w:rPr>
-          <w:rPr>
-            <w:color w:val="0000EE"/>
-            <w:u w:val="single"/>
-          </w:rPr>
-          <w:t>Евр. 6:14</w:t>
-        </w:r>
-      </w:hyperlink>
+      <w:r>
+        <w:rPr>
+          <w:lang w:val="ru_RU" w:bidi="ru_RU"/>
+        </w:rPr>
+        <w:t>Евр. 6:14</w:t>
+      </w:r>
       <w:r>
         <w:rPr>
           <w:lang w:val="ru_RU" w:bidi="ru_RU"/>
         </w:rPr>
         <w:t xml:space="preserve">). В </w:t>
       </w:r>
-      <w:hyperlink r:id="rId23">
-        <w:r>
-          <w:rPr>
-            <w:lang w:val="ru_RU" w:bidi="ru_RU"/>
-          </w:rPr>
-          <w:rPr>
-            <w:color w:val="0000EE"/>
-            <w:u w:val="single"/>
-          </w:rPr>
-          <w:t>Послании к Евреям 11:7</w:t>
-        </w:r>
-      </w:hyperlink>
+      <w:r>
+        <w:rPr>
+          <w:lang w:val="ru_RU" w:bidi="ru_RU"/>
+        </w:rPr>
+        <w:t>Послании к Евреям 11:7</w:t>
+      </w:r>
       <w:r>
         <w:rPr>
           <w:lang w:val="ru_RU" w:bidi="ru_RU"/>
         </w:rPr>
         <w:t xml:space="preserve"> о Ное сказано, что он «наследник праведности по вере». В </w:t>
       </w:r>
-      <w:hyperlink r:id="rId24">
-        <w:r>
-          <w:rPr>
-            <w:lang w:val="ru_RU" w:bidi="ru_RU"/>
-          </w:rPr>
-          <w:rPr>
-            <w:color w:val="0000EE"/>
-            <w:u w:val="single"/>
-          </w:rPr>
-          <w:t>Послании Иакова 2:5</w:t>
-        </w:r>
-      </w:hyperlink>
+      <w:r>
+        <w:rPr>
+          <w:lang w:val="ru_RU" w:bidi="ru_RU"/>
+        </w:rPr>
+        <w:t>Послании Иакова 2:5</w:t>
+      </w:r>
       <w:r>
         <w:rPr>
           <w:lang w:val="ru_RU" w:bidi="ru_RU"/>
         </w:rPr>
         <w:t xml:space="preserve"> говорится, что бедные люди в этом мире богаты верой и являются «наследниками Царствия, которое Он обещал любящим Его». Павел пишет, что те, кто оправдан Божьей благодатью, становятся наследниками вечной жизни (</w:t>
       </w:r>
-      <w:hyperlink r:id="rId25">
-        <w:r>
-          <w:rPr>
-            <w:lang w:val="ru_RU" w:bidi="ru_RU"/>
-          </w:rPr>
-          <w:rPr>
-            <w:color w:val="0000EE"/>
-            <w:u w:val="single"/>
-          </w:rPr>
-          <w:t>Тит. 3:7</w:t>
-        </w:r>
-      </w:hyperlink>
+      <w:r>
+        <w:rPr>
+          <w:lang w:val="ru_RU" w:bidi="ru_RU"/>
+        </w:rPr>
+        <w:t>Тит. 3:7</w:t>
+      </w:r>
       <w:r>
         <w:rPr>
           <w:lang w:val="ru_RU" w:bidi="ru_RU"/>
@@ -537,18 +459,12 @@
         </w:rPr>
         <w:t xml:space="preserve">В </w:t>
       </w:r>
-      <w:hyperlink r:id="rId26">
-        <w:r>
-          <w:rPr>
-            <w:lang w:val="ru_RU" w:bidi="ru_RU"/>
-          </w:rPr>
-          <w:rPr>
-            <w:color w:val="0000EE"/>
-            <w:u w:val="single"/>
-          </w:rPr>
-          <w:t>Послании к Евреям 1:2</w:t>
-        </w:r>
-      </w:hyperlink>
+      <w:r>
+        <w:rPr>
+          <w:lang w:val="ru_RU" w:bidi="ru_RU"/>
+        </w:rPr>
+        <w:t>Послании к Евреям 1:2</w:t>
+      </w:r>
       <w:r>
         <w:rPr>
           <w:lang w:val="ru_RU" w:bidi="ru_RU"/>
@@ -569,72 +485,48 @@
         </w:rPr>
         <w:t>В библейские времена преобладало право первородства, согласно которому старший сын становился главным наследником. В древние времена первенец обладал не только правом первородства, согласно которому он получал двойную долю имущества своего отца, он также становился главой семьи (</w:t>
       </w:r>
-      <w:hyperlink r:id="rId27">
-        <w:r>
-          <w:rPr>
-            <w:lang w:val="ru_RU" w:bidi="ru_RU"/>
-          </w:rPr>
-          <w:rPr>
-            <w:color w:val="0000EE"/>
-            <w:u w:val="single"/>
-          </w:rPr>
-          <w:t>Второзаконие 21:15–17</w:t>
-        </w:r>
-      </w:hyperlink>
+      <w:r>
+        <w:rPr>
+          <w:lang w:val="ru_RU" w:bidi="ru_RU"/>
+        </w:rPr>
+        <w:t>Второзаконие 21:15–17</w:t>
+      </w:r>
       <w:r>
         <w:rPr>
           <w:lang w:val="ru_RU" w:bidi="ru_RU"/>
         </w:rPr>
         <w:t>). Остальные сыновья разделяли между собой поровну оставшееся имущество. Если сыновей не было, наследницами становились дочери (</w:t>
       </w:r>
-      <w:hyperlink r:id="rId28">
-        <w:r>
-          <w:rPr>
-            <w:lang w:val="ru_RU" w:bidi="ru_RU"/>
-          </w:rPr>
-          <w:rPr>
-            <w:color w:val="0000EE"/>
-            <w:u w:val="single"/>
-          </w:rPr>
-          <w:t>Чис. 27:8</w:t>
-        </w:r>
-      </w:hyperlink>
+      <w:r>
+        <w:rPr>
+          <w:lang w:val="ru_RU" w:bidi="ru_RU"/>
+        </w:rPr>
+        <w:t>Чис. 27:8</w:t>
+      </w:r>
       <w:r>
         <w:rPr>
           <w:lang w:val="ru_RU" w:bidi="ru_RU"/>
         </w:rPr>
         <w:t xml:space="preserve">; </w:t>
       </w:r>
-      <w:hyperlink r:id="rId29">
-        <w:r>
-          <w:rPr>
-            <w:lang w:val="ru_RU" w:bidi="ru_RU"/>
-          </w:rPr>
-          <w:rPr>
-            <w:color w:val="0000EE"/>
-            <w:u w:val="single"/>
-          </w:rPr>
-          <w:t>36:1–12</w:t>
-        </w:r>
-      </w:hyperlink>
+      <w:r>
+        <w:rPr>
+          <w:lang w:val="ru_RU" w:bidi="ru_RU"/>
+        </w:rPr>
+        <w:t>36:1–12</w:t>
+      </w:r>
       <w:r>
         <w:rPr>
           <w:lang w:val="ru_RU" w:bidi="ru_RU"/>
         </w:rPr>
         <w:t>), но при условии, что они выходили замуж только с представителями своего колена. Это делалось для того, чтобы сохранить территорию колен. При отсутствии дочерей наследство доставалось братьям умершего; если не было братьев, наследство переходило к дяде; а если не было дяди, — то к ближайшему родственнику (</w:t>
       </w:r>
-      <w:hyperlink r:id="rId30">
-        <w:r>
-          <w:rPr>
-            <w:lang w:val="ru_RU" w:bidi="ru_RU"/>
-          </w:rPr>
-          <w:rPr>
-            <w:color w:val="0000EE"/>
-            <w:u w:val="single"/>
-          </w:rPr>
-          <w:t>27:9–11</w:t>
-        </w:r>
-      </w:hyperlink>
+      <w:r>
+        <w:rPr>
+          <w:lang w:val="ru_RU" w:bidi="ru_RU"/>
+        </w:rPr>
+        <w:t>27:9–11</w:t>
+      </w:r>
       <w:r>
         <w:rPr>
           <w:lang w:val="ru_RU" w:bidi="ru_RU"/>
@@ -782,90 +674,60 @@
         </w:rPr>
         <w:t>Из повествования о патриархах, записанном в книге Бытия, мы узнаём о правовых нормах, существовавших в начале второго тысячелетия до нашей эры. Например, говорилось, что первенец мог рассчитывать на получение права первородства, хотя случались исключения: Измаил (</w:t>
       </w:r>
-      <w:hyperlink r:id="rId31">
-        <w:r>
-          <w:rPr>
-            <w:lang w:val="ru_RU" w:bidi="ru_RU"/>
-          </w:rPr>
-          <w:rPr>
-            <w:color w:val="0000EE"/>
-            <w:u w:val="single"/>
-          </w:rPr>
-          <w:t>Быт. 16:15</w:t>
-        </w:r>
-      </w:hyperlink>
+      <w:r>
+        <w:rPr>
+          <w:lang w:val="ru_RU" w:bidi="ru_RU"/>
+        </w:rPr>
+        <w:t>Быт. 16:15</w:t>
+      </w:r>
       <w:r>
         <w:rPr>
           <w:lang w:val="ru_RU" w:bidi="ru_RU"/>
         </w:rPr>
         <w:t xml:space="preserve">; </w:t>
       </w:r>
-      <w:hyperlink r:id="rId32">
-        <w:r>
-          <w:rPr>
-            <w:lang w:val="ru_RU" w:bidi="ru_RU"/>
-          </w:rPr>
-          <w:rPr>
-            <w:color w:val="0000EE"/>
-            <w:u w:val="single"/>
-          </w:rPr>
-          <w:t>17:15–21</w:t>
-        </w:r>
-      </w:hyperlink>
+      <w:r>
+        <w:rPr>
+          <w:lang w:val="ru_RU" w:bidi="ru_RU"/>
+        </w:rPr>
+        <w:t>17:15–21</w:t>
+      </w:r>
       <w:r>
         <w:rPr>
           <w:lang w:val="ru_RU" w:bidi="ru_RU"/>
         </w:rPr>
         <w:t>), Исав (</w:t>
       </w:r>
-      <w:hyperlink r:id="rId33">
-        <w:r>
-          <w:rPr>
-            <w:lang w:val="ru_RU" w:bidi="ru_RU"/>
-          </w:rPr>
-          <w:rPr>
-            <w:color w:val="0000EE"/>
-            <w:u w:val="single"/>
-          </w:rPr>
-          <w:t>25:23</w:t>
-        </w:r>
-      </w:hyperlink>
+      <w:r>
+        <w:rPr>
+          <w:lang w:val="ru_RU" w:bidi="ru_RU"/>
+        </w:rPr>
+        <w:t>25:23</w:t>
+      </w:r>
       <w:r>
         <w:rPr>
           <w:lang w:val="ru_RU" w:bidi="ru_RU"/>
         </w:rPr>
         <w:t>) и Рувим (</w:t>
       </w:r>
-      <w:hyperlink r:id="rId34">
-        <w:r>
-          <w:rPr>
-            <w:lang w:val="ru_RU" w:bidi="ru_RU"/>
-          </w:rPr>
-          <w:rPr>
-            <w:color w:val="0000EE"/>
-            <w:u w:val="single"/>
-          </w:rPr>
-          <w:t>49:3–4</w:t>
-        </w:r>
-      </w:hyperlink>
+      <w:r>
+        <w:rPr>
+          <w:lang w:val="ru_RU" w:bidi="ru_RU"/>
+        </w:rPr>
+        <w:t>49:3–4</w:t>
+      </w:r>
       <w:r>
         <w:rPr>
           <w:lang w:val="ru_RU" w:bidi="ru_RU"/>
         </w:rPr>
         <w:t>) не получили права первородства. Еще одни пример мы встречаем в истории Авраама. Поскольку у Авраама не было сына, он хотел, чтобы наследником стал его слуга Елиезер (</w:t>
       </w:r>
-      <w:hyperlink r:id="rId35">
-        <w:r>
-          <w:rPr>
-            <w:lang w:val="ru_RU" w:bidi="ru_RU"/>
-          </w:rPr>
-          <w:rPr>
-            <w:color w:val="0000EE"/>
-            <w:u w:val="single"/>
-          </w:rPr>
-          <w:t>15:2–5</w:t>
-        </w:r>
-      </w:hyperlink>
+      <w:r>
+        <w:rPr>
+          <w:lang w:val="ru_RU" w:bidi="ru_RU"/>
+        </w:rPr>
+        <w:t>15:2–5</w:t>
+      </w:r>
       <w:r>
         <w:rPr>
           <w:lang w:val="ru_RU" w:bidi="ru_RU"/>
@@ -897,72 +759,48 @@
         </w:rPr>
         <w:t xml:space="preserve">Согласно книге </w:t>
       </w:r>
-      <w:hyperlink r:id="rId27">
-        <w:r>
-          <w:rPr>
-            <w:lang w:val="ru_RU" w:bidi="ru_RU"/>
-          </w:rPr>
-          <w:rPr>
-            <w:color w:val="0000EE"/>
-            <w:u w:val="single"/>
-          </w:rPr>
-          <w:t>Второзаконие 21:15–17</w:t>
-        </w:r>
-      </w:hyperlink>
+      <w:r>
+        <w:rPr>
+          <w:lang w:val="ru_RU" w:bidi="ru_RU"/>
+        </w:rPr>
+        <w:t>Второзаконие 21:15–17</w:t>
+      </w:r>
       <w:r>
         <w:rPr>
           <w:lang w:val="ru_RU" w:bidi="ru_RU"/>
         </w:rPr>
         <w:t>, еврейские первенцы имели законное право получить двойную долю наследства. Израильский закон также предусматривал защиту вдов посредством левирата (левират — брак между бездетной вдовой и братом её умершего мужа - прим. пер.) (</w:t>
       </w:r>
-      <w:hyperlink r:id="rId36">
-        <w:r>
-          <w:rPr>
-            <w:lang w:val="ru_RU" w:bidi="ru_RU"/>
-          </w:rPr>
-          <w:rPr>
-            <w:color w:val="0000EE"/>
-            <w:u w:val="single"/>
-          </w:rPr>
-          <w:t>Втор. 25:5</w:t>
-        </w:r>
-      </w:hyperlink>
+      <w:r>
+        <w:rPr>
+          <w:lang w:val="ru_RU" w:bidi="ru_RU"/>
+        </w:rPr>
+        <w:t>Втор. 25:5</w:t>
+      </w:r>
       <w:r>
         <w:rPr>
           <w:lang w:val="ru_RU" w:bidi="ru_RU"/>
         </w:rPr>
         <w:t xml:space="preserve">; см. </w:t>
       </w:r>
-      <w:hyperlink r:id="rId37">
-        <w:r>
-          <w:rPr>
-            <w:lang w:val="ru_RU" w:bidi="ru_RU"/>
-          </w:rPr>
-          <w:rPr>
-            <w:color w:val="0000EE"/>
-            <w:u w:val="single"/>
-          </w:rPr>
-          <w:t>Быт. 38:8</w:t>
-        </w:r>
-      </w:hyperlink>
+      <w:r>
+        <w:rPr>
+          <w:lang w:val="ru_RU" w:bidi="ru_RU"/>
+        </w:rPr>
+        <w:t>Быт. 38:8</w:t>
+      </w:r>
       <w:r>
         <w:rPr>
           <w:lang w:val="ru_RU" w:bidi="ru_RU"/>
         </w:rPr>
         <w:t xml:space="preserve">; </w:t>
       </w:r>
-      <w:hyperlink r:id="rId38">
-        <w:r>
-          <w:rPr>
-            <w:lang w:val="ru_RU" w:bidi="ru_RU"/>
-          </w:rPr>
-          <w:rPr>
-            <w:color w:val="0000EE"/>
-            <w:u w:val="single"/>
-          </w:rPr>
-          <w:t>Руф. 4:5</w:t>
-        </w:r>
-      </w:hyperlink>
+      <w:r>
+        <w:rPr>
+          <w:lang w:val="ru_RU" w:bidi="ru_RU"/>
+        </w:rPr>
+        <w:t>Руф. 4:5</w:t>
+      </w:r>
       <w:r>
         <w:rPr>
           <w:lang w:val="ru_RU" w:bidi="ru_RU"/>
@@ -983,36 +821,24 @@
         </w:rPr>
         <w:t xml:space="preserve">Согласно книге </w:t>
       </w:r>
-      <w:hyperlink r:id="rId39">
-        <w:r>
-          <w:rPr>
-            <w:lang w:val="ru_RU" w:bidi="ru_RU"/>
-          </w:rPr>
-          <w:rPr>
-            <w:color w:val="0000EE"/>
-            <w:u w:val="single"/>
-          </w:rPr>
-          <w:t>Числам 27:1–11</w:t>
-        </w:r>
-      </w:hyperlink>
+      <w:r>
+        <w:rPr>
+          <w:lang w:val="ru_RU" w:bidi="ru_RU"/>
+        </w:rPr>
+        <w:t>Числам 27:1–11</w:t>
+      </w:r>
       <w:r>
         <w:rPr>
           <w:lang w:val="ru_RU" w:bidi="ru_RU"/>
         </w:rPr>
         <w:t>, дочери Салпаада заявили о своих правах на получение наследства своего отца, который умер, не оставив сыновей. Согласно Божьему установлению, если человек умирает, не оставив сыновей, наследницей может стать его дочь. При отсутствии дочери, наследство передавалось братьям умершего. Если же у него не было братьев, тогда наследство отходило к его ближайшему родственнику. Данный случай иллюстрирует важность сохранения владений: дочери Салпаада не имели права выходить замуж за мужчин не из колена Манассии, иначе их собственность перешла бы к другому колену (</w:t>
       </w:r>
-      <w:hyperlink r:id="rId40">
-        <w:r>
-          <w:rPr>
-            <w:lang w:val="ru_RU" w:bidi="ru_RU"/>
-          </w:rPr>
-          <w:rPr>
-            <w:color w:val="0000EE"/>
-            <w:u w:val="single"/>
-          </w:rPr>
-          <w:t>Чис. 36</w:t>
-        </w:r>
-      </w:hyperlink>
+      <w:r>
+        <w:rPr>
+          <w:lang w:val="ru_RU" w:bidi="ru_RU"/>
+        </w:rPr>
+        <w:t>Чис. 36</w:t>
+      </w:r>
       <w:r>
         <w:rPr>
           <w:lang w:val="ru_RU" w:bidi="ru_RU"/>
@@ -1033,36 +859,24 @@
         </w:rPr>
         <w:t xml:space="preserve">То, насколько серьёзно израильтяне относились к вопросам, связанным с наследованием имущества, можно увидеть в книге </w:t>
       </w:r>
-      <w:hyperlink r:id="rId41">
-        <w:r>
-          <w:rPr>
-            <w:lang w:val="ru_RU" w:bidi="ru_RU"/>
-          </w:rPr>
-          <w:rPr>
-            <w:color w:val="0000EE"/>
-            <w:u w:val="single"/>
-          </w:rPr>
-          <w:t>Левит 25:25–28</w:t>
-        </w:r>
-      </w:hyperlink>
+      <w:r>
+        <w:rPr>
+          <w:lang w:val="ru_RU" w:bidi="ru_RU"/>
+        </w:rPr>
+        <w:t>Левит 25:25–28</w:t>
+      </w:r>
       <w:r>
         <w:rPr>
           <w:lang w:val="ru_RU" w:bidi="ru_RU"/>
         </w:rPr>
         <w:t xml:space="preserve">. Если человек продавал свою землю по финансовым причинам, его родственник должен был выкупить её. Если у него не было близких родственников, он мог выкупить её позже. Но если и впоследствии он не мог себе этого позволить, земля автоматически возвращалась к нему в юбилейный год, когда все его долги списывались (обратите внимание также на </w:t>
       </w:r>
-      <w:hyperlink r:id="rId42">
-        <w:r>
-          <w:rPr>
-            <w:lang w:val="ru_RU" w:bidi="ru_RU"/>
-          </w:rPr>
-          <w:rPr>
-            <w:color w:val="0000EE"/>
-            <w:u w:val="single"/>
-          </w:rPr>
-          <w:t>Лев. 27:14–25</w:t>
-        </w:r>
-      </w:hyperlink>
+      <w:r>
+        <w:rPr>
+          <w:lang w:val="ru_RU" w:bidi="ru_RU"/>
+        </w:rPr>
+        <w:t>Лев. 27:14–25</w:t>
+      </w:r>
       <w:r>
         <w:rPr>
           <w:lang w:val="ru_RU" w:bidi="ru_RU"/>
@@ -1094,54 +908,36 @@
         </w:rPr>
         <w:t xml:space="preserve">В Новом Завете мало говорится о законах, связанных с передачей собственности, существовавших во времена Римской империи, за исключением упоминания левиратного брака в </w:t>
       </w:r>
-      <w:hyperlink r:id="rId43">
-        <w:r>
-          <w:rPr>
-            <w:lang w:val="ru_RU" w:bidi="ru_RU"/>
-          </w:rPr>
-          <w:rPr>
-            <w:color w:val="0000EE"/>
-            <w:u w:val="single"/>
-          </w:rPr>
-          <w:t>Евангелии от Матфея 22:23–33</w:t>
-        </w:r>
-      </w:hyperlink>
+      <w:r>
+        <w:rPr>
+          <w:lang w:val="ru_RU" w:bidi="ru_RU"/>
+        </w:rPr>
+        <w:t>Евангелии от Матфея 22:23–33</w:t>
+      </w:r>
       <w:r>
         <w:rPr>
           <w:lang w:val="ru_RU" w:bidi="ru_RU"/>
         </w:rPr>
         <w:t xml:space="preserve"> (</w:t>
       </w:r>
-      <w:hyperlink r:id="rId44">
-        <w:r>
-          <w:rPr>
-            <w:lang w:val="ru_RU" w:bidi="ru_RU"/>
-          </w:rPr>
-          <w:rPr>
-            <w:color w:val="0000EE"/>
-            <w:u w:val="single"/>
-          </w:rPr>
-          <w:t>Мк. 12:18–27</w:t>
-        </w:r>
-      </w:hyperlink>
+      <w:r>
+        <w:rPr>
+          <w:lang w:val="ru_RU" w:bidi="ru_RU"/>
+        </w:rPr>
+        <w:t>Мк. 12:18–27</w:t>
+      </w:r>
       <w:r>
         <w:rPr>
           <w:lang w:val="ru_RU" w:bidi="ru_RU"/>
         </w:rPr>
         <w:t xml:space="preserve">; </w:t>
       </w:r>
-      <w:hyperlink r:id="rId45">
-        <w:r>
-          <w:rPr>
-            <w:lang w:val="ru_RU" w:bidi="ru_RU"/>
-          </w:rPr>
-          <w:rPr>
-            <w:color w:val="0000EE"/>
-            <w:u w:val="single"/>
-          </w:rPr>
-          <w:t>Лк. 20:27–40</w:t>
-        </w:r>
-      </w:hyperlink>
+      <w:r>
+        <w:rPr>
+          <w:lang w:val="ru_RU" w:bidi="ru_RU"/>
+        </w:rPr>
+        <w:t>Лк. 20:27–40</w:t>
+      </w:r>
       <w:r>
         <w:rPr>
           <w:lang w:val="ru_RU" w:bidi="ru_RU"/>
@@ -1162,18 +958,12 @@
         </w:rPr>
         <w:t>В притче о блудном сыне младший сын просит у отца свою долю наследства (</w:t>
       </w:r>
-      <w:hyperlink r:id="rId46">
-        <w:r>
-          <w:rPr>
-            <w:lang w:val="ru_RU" w:bidi="ru_RU"/>
-          </w:rPr>
-          <w:rPr>
-            <w:color w:val="0000EE"/>
-            <w:u w:val="single"/>
-          </w:rPr>
-          <w:t>Лк. 15:12</w:t>
-        </w:r>
-      </w:hyperlink>
+      <w:r>
+        <w:rPr>
+          <w:lang w:val="ru_RU" w:bidi="ru_RU"/>
+        </w:rPr>
+        <w:t>Лк. 15:12</w:t>
+      </w:r>
       <w:r>
         <w:rPr>
           <w:lang w:val="ru_RU" w:bidi="ru_RU"/>
@@ -1194,18 +984,12 @@
         </w:rPr>
         <w:t>В другом важном отрывке (</w:t>
       </w:r>
-      <w:hyperlink r:id="rId47">
-        <w:r>
-          <w:rPr>
-            <w:lang w:val="ru_RU" w:bidi="ru_RU"/>
-          </w:rPr>
-          <w:rPr>
-            <w:color w:val="0000EE"/>
-            <w:u w:val="single"/>
-          </w:rPr>
-          <w:t>Гал. 4:1–2</w:t>
-        </w:r>
-      </w:hyperlink>
+      <w:r>
+        <w:rPr>
+          <w:lang w:val="ru_RU" w:bidi="ru_RU"/>
+        </w:rPr>
+        <w:t>Гал. 4:1–2</w:t>
+      </w:r>
       <w:r>
         <w:rPr>
           <w:lang w:val="ru_RU" w:bidi="ru_RU"/>
@@ -1248,90 +1032,60 @@
         </w:rPr>
         <w:t>Вера в то, что Бог передал Палестину израильтянам в наследство, служит связующей нитью между историческим и библейским повествованиями. Исторический элемент прослеживается в том очевидном факте, что Земля Обетованная как географический объект действительно была захвачена евреями и поделена между коленами. Однако в духовном значении Писание говорит о захвате территории как о Божьем даре, ведь даже способ её разделения основывался на понимании того, что вся эта земля принадлежала Богу (</w:t>
       </w:r>
-      <w:hyperlink r:id="rId48">
-        <w:r>
-          <w:rPr>
-            <w:lang w:val="ru_RU" w:bidi="ru_RU"/>
-          </w:rPr>
-          <w:rPr>
-            <w:color w:val="0000EE"/>
-            <w:u w:val="single"/>
-          </w:rPr>
-          <w:t>Лев. 25:23</w:t>
-        </w:r>
-      </w:hyperlink>
+      <w:r>
+        <w:rPr>
+          <w:lang w:val="ru_RU" w:bidi="ru_RU"/>
+        </w:rPr>
+        <w:t>Лев. 25:23</w:t>
+      </w:r>
       <w:r>
         <w:rPr>
           <w:lang w:val="ru_RU" w:bidi="ru_RU"/>
         </w:rPr>
         <w:t xml:space="preserve">; см. </w:t>
       </w:r>
-      <w:hyperlink r:id="rId49">
-        <w:r>
-          <w:rPr>
-            <w:lang w:val="ru_RU" w:bidi="ru_RU"/>
-          </w:rPr>
-          <w:rPr>
-            <w:color w:val="0000EE"/>
-            <w:u w:val="single"/>
-          </w:rPr>
-          <w:t>Исх. 15:17</w:t>
-        </w:r>
-      </w:hyperlink>
+      <w:r>
+        <w:rPr>
+          <w:lang w:val="ru_RU" w:bidi="ru_RU"/>
+        </w:rPr>
+        <w:t>Исх. 15:17</w:t>
+      </w:r>
       <w:r>
         <w:rPr>
           <w:lang w:val="ru_RU" w:bidi="ru_RU"/>
         </w:rPr>
         <w:t xml:space="preserve">; </w:t>
       </w:r>
-      <w:hyperlink r:id="rId50">
-        <w:r>
-          <w:rPr>
-            <w:lang w:val="ru_RU" w:bidi="ru_RU"/>
-          </w:rPr>
-          <w:rPr>
-            <w:color w:val="0000EE"/>
-            <w:u w:val="single"/>
-          </w:rPr>
-          <w:t>Нав. 22:27</w:t>
-        </w:r>
-      </w:hyperlink>
+      <w:r>
+        <w:rPr>
+          <w:lang w:val="ru_RU" w:bidi="ru_RU"/>
+        </w:rPr>
+        <w:t>Нав. 22:27</w:t>
+      </w:r>
       <w:r>
         <w:rPr>
           <w:lang w:val="ru_RU" w:bidi="ru_RU"/>
         </w:rPr>
         <w:t xml:space="preserve">; </w:t>
       </w:r>
-      <w:hyperlink r:id="rId51">
-        <w:r>
-          <w:rPr>
-            <w:lang w:val="ru_RU" w:bidi="ru_RU"/>
-          </w:rPr>
-          <w:rPr>
-            <w:color w:val="0000EE"/>
-            <w:u w:val="single"/>
-          </w:rPr>
-          <w:t>Иез. 38:16</w:t>
-        </w:r>
-      </w:hyperlink>
+      <w:r>
+        <w:rPr>
+          <w:lang w:val="ru_RU" w:bidi="ru_RU"/>
+        </w:rPr>
+        <w:t>Иез. 38:16</w:t>
+      </w:r>
       <w:r>
         <w:rPr>
           <w:lang w:val="ru_RU" w:bidi="ru_RU"/>
         </w:rPr>
         <w:t xml:space="preserve">; </w:t>
       </w:r>
-      <w:hyperlink r:id="rId52">
-        <w:r>
-          <w:rPr>
-            <w:lang w:val="ru_RU" w:bidi="ru_RU"/>
-          </w:rPr>
-          <w:rPr>
-            <w:color w:val="0000EE"/>
-            <w:u w:val="single"/>
-          </w:rPr>
-          <w:t>Иоил. 1:6</w:t>
-        </w:r>
-      </w:hyperlink>
+      <w:r>
+        <w:rPr>
+          <w:lang w:val="ru_RU" w:bidi="ru_RU"/>
+        </w:rPr>
+        <w:t>Иоил. 1:6</w:t>
+      </w:r>
       <w:r>
         <w:rPr>
           <w:lang w:val="ru_RU" w:bidi="ru_RU"/>
@@ -1352,72 +1106,48 @@
         </w:rPr>
         <w:t xml:space="preserve">Эта мысль уходит корнями в книгу </w:t>
       </w:r>
-      <w:hyperlink r:id="rId53">
-        <w:r>
-          <w:rPr>
-            <w:lang w:val="ru_RU" w:bidi="ru_RU"/>
-          </w:rPr>
-          <w:rPr>
-            <w:color w:val="0000EE"/>
-            <w:u w:val="single"/>
-          </w:rPr>
-          <w:t>Бытие 12:1–3</w:t>
-        </w:r>
-      </w:hyperlink>
+      <w:r>
+        <w:rPr>
+          <w:lang w:val="ru_RU" w:bidi="ru_RU"/>
+        </w:rPr>
+        <w:t>Бытие 12:1–3</w:t>
+      </w:r>
       <w:r>
         <w:rPr>
           <w:lang w:val="ru_RU" w:bidi="ru_RU"/>
         </w:rPr>
         <w:t>, когда Бог избирает Авраама и говорит ему идти в новую землю. При этом Бог обещает произвести от Авраама великий и благословенный народ (</w:t>
       </w:r>
-      <w:hyperlink r:id="rId54">
-        <w:r>
-          <w:rPr>
-            <w:lang w:val="ru_RU" w:bidi="ru_RU"/>
-          </w:rPr>
-          <w:rPr>
-            <w:color w:val="0000EE"/>
-            <w:u w:val="single"/>
-          </w:rPr>
-          <w:t>Евр. 11:8</w:t>
-        </w:r>
-      </w:hyperlink>
+      <w:r>
+        <w:rPr>
+          <w:lang w:val="ru_RU" w:bidi="ru_RU"/>
+        </w:rPr>
+        <w:t>Евр. 11:8</w:t>
+      </w:r>
       <w:r>
         <w:rPr>
           <w:lang w:val="ru_RU" w:bidi="ru_RU"/>
         </w:rPr>
         <w:t>). Насколько важной была территория, обещанная Богом Аврааму, становится ясно позже, когда говорится, что Бог обещал отдать Ханаан потомкам Авраама после четырёх столетий, проведённых в египетском рабстве (</w:t>
       </w:r>
-      <w:hyperlink r:id="rId55">
-        <w:r>
-          <w:rPr>
-            <w:lang w:val="ru_RU" w:bidi="ru_RU"/>
-          </w:rPr>
-          <w:rPr>
-            <w:color w:val="0000EE"/>
-            <w:u w:val="single"/>
-          </w:rPr>
-          <w:t>Быт. 15:12–21</w:t>
-        </w:r>
-      </w:hyperlink>
+      <w:r>
+        <w:rPr>
+          <w:lang w:val="ru_RU" w:bidi="ru_RU"/>
+        </w:rPr>
+        <w:t>Быт. 15:12–21</w:t>
+      </w:r>
       <w:r>
         <w:rPr>
           <w:lang w:val="ru_RU" w:bidi="ru_RU"/>
         </w:rPr>
         <w:t xml:space="preserve">; см. </w:t>
       </w:r>
-      <w:hyperlink r:id="rId56">
-        <w:r>
-          <w:rPr>
-            <w:lang w:val="ru_RU" w:bidi="ru_RU"/>
-          </w:rPr>
-          <w:rPr>
-            <w:color w:val="0000EE"/>
-            <w:u w:val="single"/>
-          </w:rPr>
-          <w:t>Деян. 7:5</w:t>
-        </w:r>
-      </w:hyperlink>
+      <w:r>
+        <w:rPr>
+          <w:lang w:val="ru_RU" w:bidi="ru_RU"/>
+        </w:rPr>
+        <w:t>Деян. 7:5</w:t>
+      </w:r>
       <w:r>
         <w:rPr>
           <w:lang w:val="ru_RU" w:bidi="ru_RU"/>
@@ -1451,180 +1181,120 @@
         </w:rPr>
         <w:t xml:space="preserve"> — значит, овладеть её. При этом Израиль должен был полностью положиться на Бога, Владельца всей той земли, и верить, что Он поможет одержать победу (</w:t>
       </w:r>
-      <w:hyperlink r:id="rId57">
-        <w:r>
-          <w:rPr>
-            <w:lang w:val="ru_RU" w:bidi="ru_RU"/>
-          </w:rPr>
-          <w:rPr>
-            <w:color w:val="0000EE"/>
-            <w:u w:val="single"/>
-          </w:rPr>
-          <w:t>Нав. 1:1–9</w:t>
-        </w:r>
-      </w:hyperlink>
+      <w:r>
+        <w:rPr>
+          <w:lang w:val="ru_RU" w:bidi="ru_RU"/>
+        </w:rPr>
+        <w:t>Нав. 1:1–9</w:t>
+      </w:r>
       <w:r>
         <w:rPr>
           <w:lang w:val="ru_RU" w:bidi="ru_RU"/>
         </w:rPr>
         <w:t xml:space="preserve">; </w:t>
       </w:r>
-      <w:hyperlink r:id="rId58">
-        <w:r>
-          <w:rPr>
-            <w:lang w:val="ru_RU" w:bidi="ru_RU"/>
-          </w:rPr>
-          <w:rPr>
-            <w:color w:val="0000EE"/>
-            <w:u w:val="single"/>
-          </w:rPr>
-          <w:t>21:43–45</w:t>
-        </w:r>
-      </w:hyperlink>
+      <w:r>
+        <w:rPr>
+          <w:lang w:val="ru_RU" w:bidi="ru_RU"/>
+        </w:rPr>
+        <w:t>21:43–45</w:t>
+      </w:r>
       <w:r>
         <w:rPr>
           <w:lang w:val="ru_RU" w:bidi="ru_RU"/>
         </w:rPr>
         <w:t xml:space="preserve">; </w:t>
       </w:r>
-      <w:hyperlink r:id="rId59">
-        <w:r>
-          <w:rPr>
-            <w:lang w:val="ru_RU" w:bidi="ru_RU"/>
-          </w:rPr>
-          <w:rPr>
-            <w:color w:val="0000EE"/>
-            <w:u w:val="single"/>
-          </w:rPr>
-          <w:t>Суд. 7:2</w:t>
-        </w:r>
-      </w:hyperlink>
+      <w:r>
+        <w:rPr>
+          <w:lang w:val="ru_RU" w:bidi="ru_RU"/>
+        </w:rPr>
+        <w:t>Суд. 7:2</w:t>
+      </w:r>
       <w:r>
         <w:rPr>
           <w:lang w:val="ru_RU" w:bidi="ru_RU"/>
         </w:rPr>
         <w:t xml:space="preserve">; </w:t>
       </w:r>
-      <w:hyperlink r:id="rId60">
-        <w:r>
-          <w:rPr>
-            <w:lang w:val="ru_RU" w:bidi="ru_RU"/>
-          </w:rPr>
-          <w:rPr>
-            <w:color w:val="0000EE"/>
-            <w:u w:val="single"/>
-          </w:rPr>
-          <w:t>Пс. 43:1–3</w:t>
-        </w:r>
-      </w:hyperlink>
+      <w:r>
+        <w:rPr>
+          <w:lang w:val="ru_RU" w:bidi="ru_RU"/>
+        </w:rPr>
+        <w:t>Пс. 43:1–3</w:t>
+      </w:r>
       <w:r>
         <w:rPr>
           <w:lang w:val="ru_RU" w:bidi="ru_RU"/>
         </w:rPr>
         <w:t xml:space="preserve">; </w:t>
       </w:r>
-      <w:hyperlink r:id="rId61">
-        <w:r>
-          <w:rPr>
-            <w:lang w:val="ru_RU" w:bidi="ru_RU"/>
-          </w:rPr>
-          <w:rPr>
-            <w:color w:val="0000EE"/>
-            <w:u w:val="single"/>
-          </w:rPr>
-          <w:t>Деян. 13:19</w:t>
-        </w:r>
-      </w:hyperlink>
+      <w:r>
+        <w:rPr>
+          <w:lang w:val="ru_RU" w:bidi="ru_RU"/>
+        </w:rPr>
+        <w:t>Деян. 13:19</w:t>
+      </w:r>
       <w:r>
         <w:rPr>
           <w:lang w:val="ru_RU" w:bidi="ru_RU"/>
         </w:rPr>
         <w:t xml:space="preserve">). Когда израильтяне завоевали землю, они поделили её между коленами в соответствии величиной каждого (согласно предписаниям, данным в книге </w:t>
       </w:r>
-      <w:hyperlink r:id="rId62">
-        <w:r>
-          <w:rPr>
-            <w:lang w:val="ru_RU" w:bidi="ru_RU"/>
-          </w:rPr>
-          <w:rPr>
-            <w:color w:val="0000EE"/>
-            <w:u w:val="single"/>
-          </w:rPr>
-          <w:t>Числа 26:52–54</w:t>
-        </w:r>
-      </w:hyperlink>
+      <w:r>
+        <w:rPr>
+          <w:lang w:val="ru_RU" w:bidi="ru_RU"/>
+        </w:rPr>
+        <w:t>Числа 26:52–54</w:t>
+      </w:r>
       <w:r>
         <w:rPr>
           <w:lang w:val="ru_RU" w:bidi="ru_RU"/>
         </w:rPr>
         <w:t xml:space="preserve">). Это разделение было проведено по жребию, в соответствии с Божьим повелением (ст. </w:t>
       </w:r>
-      <w:hyperlink r:id="rId63">
-        <w:r>
-          <w:rPr>
-            <w:lang w:val="ru_RU" w:bidi="ru_RU"/>
-          </w:rPr>
-          <w:rPr>
-            <w:color w:val="0000EE"/>
-            <w:u w:val="single"/>
-          </w:rPr>
-          <w:t>55–56</w:t>
-        </w:r>
-      </w:hyperlink>
+      <w:r>
+        <w:rPr>
+          <w:lang w:val="ru_RU" w:bidi="ru_RU"/>
+        </w:rPr>
+        <w:t>55–56</w:t>
+      </w:r>
       <w:r>
         <w:rPr>
           <w:lang w:val="ru_RU" w:bidi="ru_RU"/>
         </w:rPr>
         <w:t>). Итак, с самого первого обещания о земле, данного Аврааму, до её фактического распределения между коленами, а также в отношении будущего владения данной территорией (</w:t>
       </w:r>
-      <w:hyperlink r:id="rId64">
-        <w:r>
-          <w:rPr>
-            <w:lang w:val="ru_RU" w:bidi="ru_RU"/>
-          </w:rPr>
-          <w:rPr>
-            <w:color w:val="0000EE"/>
-            <w:u w:val="single"/>
-          </w:rPr>
-          <w:t>Ис. 60:21</w:t>
-        </w:r>
-      </w:hyperlink>
+      <w:r>
+        <w:rPr>
+          <w:lang w:val="ru_RU" w:bidi="ru_RU"/>
+        </w:rPr>
+        <w:t>Ис. 60:21</w:t>
+      </w:r>
       <w:r>
         <w:rPr>
           <w:lang w:val="ru_RU" w:bidi="ru_RU"/>
         </w:rPr>
         <w:t xml:space="preserve">; </w:t>
       </w:r>
-      <w:hyperlink r:id="rId65">
-        <w:r>
-          <w:rPr>
-            <w:lang w:val="ru_RU" w:bidi="ru_RU"/>
-          </w:rPr>
-          <w:rPr>
-            <w:color w:val="0000EE"/>
-            <w:u w:val="single"/>
-          </w:rPr>
-          <w:t>Иез. 45:1–8</w:t>
-        </w:r>
-      </w:hyperlink>
+      <w:r>
+        <w:rPr>
+          <w:lang w:val="ru_RU" w:bidi="ru_RU"/>
+        </w:rPr>
+        <w:t>Иез. 45:1–8</w:t>
+      </w:r>
       <w:r>
         <w:rPr>
           <w:lang w:val="ru_RU" w:bidi="ru_RU"/>
         </w:rPr>
         <w:t xml:space="preserve">; </w:t>
       </w:r>
-      <w:hyperlink r:id="rId66">
-        <w:r>
-          <w:rPr>
-            <w:lang w:val="ru_RU" w:bidi="ru_RU"/>
-          </w:rPr>
-          <w:rPr>
-            <w:color w:val="0000EE"/>
-            <w:u w:val="single"/>
-          </w:rPr>
-          <w:t>47:13–48:29</w:t>
-        </w:r>
-      </w:hyperlink>
+      <w:r>
+        <w:rPr>
+          <w:lang w:val="ru_RU" w:bidi="ru_RU"/>
+        </w:rPr>
+        <w:t>47:13–48:29</w:t>
+      </w:r>
       <w:r>
         <w:rPr>
           <w:lang w:val="ru_RU" w:bidi="ru_RU"/>
@@ -1656,36 +1326,24 @@
         </w:rPr>
         <w:t>Уже в Ветхом Завете можно увидеть, что слово «наследство» начинает употребляться по отношению к духовным вещам. Так колено Левия, которое было священническим родом, не получило наследства, потому что «Сам ГОСПОДЬ — их наследство» (</w:t>
       </w:r>
-      <w:hyperlink r:id="rId67">
-        <w:r>
-          <w:rPr>
-            <w:lang w:val="ru_RU" w:bidi="ru_RU"/>
-          </w:rPr>
-          <w:rPr>
-            <w:color w:val="0000EE"/>
-            <w:u w:val="single"/>
-          </w:rPr>
-          <w:t>Втор. 18:1–2</w:t>
-        </w:r>
-      </w:hyperlink>
+      <w:r>
+        <w:rPr>
+          <w:lang w:val="ru_RU" w:bidi="ru_RU"/>
+        </w:rPr>
+        <w:t>Втор. 18:1–2</w:t>
+      </w:r>
       <w:r>
         <w:rPr>
           <w:lang w:val="ru_RU" w:bidi="ru_RU"/>
         </w:rPr>
         <w:t xml:space="preserve">; см. </w:t>
       </w:r>
-      <w:hyperlink r:id="rId68">
-        <w:r>
-          <w:rPr>
-            <w:lang w:val="ru_RU" w:bidi="ru_RU"/>
-          </w:rPr>
-          <w:rPr>
-            <w:color w:val="0000EE"/>
-            <w:u w:val="single"/>
-          </w:rPr>
-          <w:t>Чис. 18:8–24</w:t>
-        </w:r>
-      </w:hyperlink>
+      <w:r>
+        <w:rPr>
+          <w:lang w:val="ru_RU" w:bidi="ru_RU"/>
+        </w:rPr>
+        <w:t>Чис. 18:8–24</w:t>
+      </w:r>
       <w:r>
         <w:rPr>
           <w:lang w:val="ru_RU" w:bidi="ru_RU"/>
@@ -1706,144 +1364,96 @@
         </w:rPr>
         <w:t xml:space="preserve">Это откровение нельзя ограничивать только левитами, что подтверждается в книге </w:t>
       </w:r>
-      <w:hyperlink r:id="rId69">
-        <w:r>
-          <w:rPr>
-            <w:lang w:val="ru_RU" w:bidi="ru_RU"/>
-          </w:rPr>
-          <w:rPr>
-            <w:color w:val="0000EE"/>
-            <w:u w:val="single"/>
-          </w:rPr>
-          <w:t>Исход 19:6</w:t>
-        </w:r>
-      </w:hyperlink>
+      <w:r>
+        <w:rPr>
+          <w:lang w:val="ru_RU" w:bidi="ru_RU"/>
+        </w:rPr>
+        <w:t>Исход 19:6</w:t>
+      </w:r>
       <w:r>
         <w:rPr>
           <w:lang w:val="ru_RU" w:bidi="ru_RU"/>
         </w:rPr>
         <w:t xml:space="preserve">, где весь народ назван «царством священников» (см. </w:t>
       </w:r>
-      <w:hyperlink r:id="rId70">
-        <w:r>
-          <w:rPr>
-            <w:lang w:val="ru_RU" w:bidi="ru_RU"/>
-          </w:rPr>
-          <w:rPr>
-            <w:color w:val="0000EE"/>
-            <w:u w:val="single"/>
-          </w:rPr>
-          <w:t>1Петр. 2:9</w:t>
-        </w:r>
-      </w:hyperlink>
+      <w:r>
+        <w:rPr>
+          <w:lang w:val="ru_RU" w:bidi="ru_RU"/>
+        </w:rPr>
+        <w:t>1Петр. 2:9</w:t>
+      </w:r>
       <w:r>
         <w:rPr>
           <w:lang w:val="ru_RU" w:bidi="ru_RU"/>
         </w:rPr>
         <w:t xml:space="preserve">). </w:t>
       </w:r>
-      <w:hyperlink r:id="rId71">
-        <w:r>
-          <w:rPr>
-            <w:lang w:val="ru_RU" w:bidi="ru_RU"/>
-          </w:rPr>
-          <w:rPr>
-            <w:color w:val="0000EE"/>
-            <w:u w:val="single"/>
-          </w:rPr>
-          <w:t>Псалом 15</w:t>
-        </w:r>
-      </w:hyperlink>
+      <w:r>
+        <w:rPr>
+          <w:lang w:val="ru_RU" w:bidi="ru_RU"/>
+        </w:rPr>
+        <w:t>Псалом 15</w:t>
+      </w:r>
       <w:r>
         <w:rPr>
           <w:lang w:val="ru_RU" w:bidi="ru_RU"/>
         </w:rPr>
         <w:t xml:space="preserve"> ясно показывает, что никто лучше Давида не понимал сути данного откровения. Хотя Давид был лишён физического наследства в Израиле, он, к счастью, получил более прекрасное наследие — Самого Господа, в присутствии Которого обрёл полную радость и вечное наслаждение (</w:t>
       </w:r>
-      <w:hyperlink r:id="rId72">
-        <w:r>
-          <w:rPr>
-            <w:lang w:val="ru_RU" w:bidi="ru_RU"/>
-          </w:rPr>
-          <w:rPr>
-            <w:color w:val="0000EE"/>
-            <w:u w:val="single"/>
-          </w:rPr>
-          <w:t>Пс.15:5–6, 11</w:t>
-        </w:r>
-      </w:hyperlink>
+      <w:r>
+        <w:rPr>
+          <w:lang w:val="ru_RU" w:bidi="ru_RU"/>
+        </w:rPr>
+        <w:t>Пс.15:5–6, 11</w:t>
+      </w:r>
       <w:r>
         <w:rPr>
           <w:lang w:val="ru_RU" w:bidi="ru_RU"/>
         </w:rPr>
         <w:t xml:space="preserve">; см. также </w:t>
       </w:r>
-      <w:hyperlink r:id="rId73">
-        <w:r>
-          <w:rPr>
-            <w:lang w:val="ru_RU" w:bidi="ru_RU"/>
-          </w:rPr>
-          <w:rPr>
-            <w:color w:val="0000EE"/>
-            <w:u w:val="single"/>
-          </w:rPr>
-          <w:t>Пс. 72:25–26</w:t>
-        </w:r>
-      </w:hyperlink>
+      <w:r>
+        <w:rPr>
+          <w:lang w:val="ru_RU" w:bidi="ru_RU"/>
+        </w:rPr>
+        <w:t>Пс. 72:25–26</w:t>
+      </w:r>
       <w:r>
         <w:rPr>
           <w:lang w:val="ru_RU" w:bidi="ru_RU"/>
         </w:rPr>
         <w:t xml:space="preserve">; </w:t>
       </w:r>
-      <w:hyperlink r:id="rId74">
-        <w:r>
-          <w:rPr>
-            <w:lang w:val="ru_RU" w:bidi="ru_RU"/>
-          </w:rPr>
-          <w:rPr>
-            <w:color w:val="0000EE"/>
-            <w:u w:val="single"/>
-          </w:rPr>
-          <w:t>141:5</w:t>
-        </w:r>
-      </w:hyperlink>
+      <w:r>
+        <w:rPr>
+          <w:lang w:val="ru_RU" w:bidi="ru_RU"/>
+        </w:rPr>
+        <w:t>141:5</w:t>
+      </w:r>
       <w:r>
         <w:rPr>
           <w:lang w:val="ru_RU" w:bidi="ru_RU"/>
         </w:rPr>
         <w:t xml:space="preserve">; </w:t>
       </w:r>
-      <w:hyperlink r:id="rId75">
-        <w:r>
-          <w:rPr>
-            <w:lang w:val="ru_RU" w:bidi="ru_RU"/>
-          </w:rPr>
-          <w:rPr>
-            <w:color w:val="0000EE"/>
-            <w:u w:val="single"/>
-          </w:rPr>
-          <w:t>Ис. 58:14</w:t>
-        </w:r>
-      </w:hyperlink>
+      <w:r>
+        <w:rPr>
+          <w:lang w:val="ru_RU" w:bidi="ru_RU"/>
+        </w:rPr>
+        <w:t>Ис. 58:14</w:t>
+      </w:r>
       <w:r>
         <w:rPr>
           <w:lang w:val="ru_RU" w:bidi="ru_RU"/>
         </w:rPr>
         <w:t xml:space="preserve">; </w:t>
       </w:r>
-      <w:hyperlink r:id="rId76">
-        <w:r>
-          <w:rPr>
-            <w:lang w:val="ru_RU" w:bidi="ru_RU"/>
-          </w:rPr>
-          <w:rPr>
-            <w:color w:val="0000EE"/>
-            <w:u w:val="single"/>
-          </w:rPr>
-          <w:t>Плач. 3:24</w:t>
-        </w:r>
-      </w:hyperlink>
+      <w:r>
+        <w:rPr>
+          <w:lang w:val="ru_RU" w:bidi="ru_RU"/>
+        </w:rPr>
+        <w:t>Плач. 3:24</w:t>
+      </w:r>
       <w:r>
         <w:rPr>
           <w:lang w:val="ru_RU" w:bidi="ru_RU"/>
@@ -1864,18 +1474,12 @@
         </w:rPr>
         <w:t xml:space="preserve">В более позднем иудаизме, в межзаветный период, и в новозаветное время духовное понимание этого слова стало шире. Например, раввины начали говорить о законе как о наследстве, подаренном верным людям. Они могли употребить данное слово и в отрицательном значении, когда говорили, что нечестивые наследуют ад (ср. </w:t>
       </w:r>
-      <w:hyperlink r:id="rId77">
-        <w:r>
-          <w:rPr>
-            <w:lang w:val="ru_RU" w:bidi="ru_RU"/>
-          </w:rPr>
-          <w:rPr>
-            <w:color w:val="0000EE"/>
-            <w:u w:val="single"/>
-          </w:rPr>
-          <w:t>Иов. 27:13</w:t>
-        </w:r>
-      </w:hyperlink>
+      <w:r>
+        <w:rPr>
+          <w:lang w:val="ru_RU" w:bidi="ru_RU"/>
+        </w:rPr>
+        <w:t>Иов. 27:13</w:t>
+      </w:r>
       <w:r>
         <w:rPr>
           <w:lang w:val="ru_RU" w:bidi="ru_RU"/>
@@ -1896,432 +1500,288 @@
         </w:rPr>
         <w:t>В еврейской литературе можно также найти утверждения о наследовании грядущего века, Божьего Царства и вечной жизни, которые есть и в Новом Завете (</w:t>
       </w:r>
-      <w:hyperlink r:id="rId78">
-        <w:r>
-          <w:rPr>
-            <w:lang w:val="ru_RU" w:bidi="ru_RU"/>
-          </w:rPr>
-          <w:rPr>
-            <w:color w:val="0000EE"/>
-            <w:u w:val="single"/>
-          </w:rPr>
-          <w:t>Мф. 19:29</w:t>
-        </w:r>
-      </w:hyperlink>
+      <w:r>
+        <w:rPr>
+          <w:lang w:val="ru_RU" w:bidi="ru_RU"/>
+        </w:rPr>
+        <w:t>Мф. 19:29</w:t>
+      </w:r>
       <w:r>
         <w:rPr>
           <w:lang w:val="ru_RU" w:bidi="ru_RU"/>
         </w:rPr>
         <w:t xml:space="preserve">; </w:t>
       </w:r>
-      <w:hyperlink r:id="rId79">
-        <w:r>
-          <w:rPr>
-            <w:lang w:val="ru_RU" w:bidi="ru_RU"/>
-          </w:rPr>
-          <w:rPr>
-            <w:color w:val="0000EE"/>
-            <w:u w:val="single"/>
-          </w:rPr>
-          <w:t>25:34</w:t>
-        </w:r>
-      </w:hyperlink>
+      <w:r>
+        <w:rPr>
+          <w:lang w:val="ru_RU" w:bidi="ru_RU"/>
+        </w:rPr>
+        <w:t>25:34</w:t>
+      </w:r>
       <w:r>
         <w:rPr>
           <w:lang w:val="ru_RU" w:bidi="ru_RU"/>
         </w:rPr>
         <w:t xml:space="preserve">; </w:t>
       </w:r>
-      <w:hyperlink r:id="rId80">
-        <w:r>
-          <w:rPr>
-            <w:lang w:val="ru_RU" w:bidi="ru_RU"/>
-          </w:rPr>
-          <w:rPr>
-            <w:color w:val="0000EE"/>
-            <w:u w:val="single"/>
-          </w:rPr>
-          <w:t>Лк. 10:25</w:t>
-        </w:r>
-      </w:hyperlink>
+      <w:r>
+        <w:rPr>
+          <w:lang w:val="ru_RU" w:bidi="ru_RU"/>
+        </w:rPr>
+        <w:t>Лк. 10:25</w:t>
+      </w:r>
       <w:r>
         <w:rPr>
           <w:lang w:val="ru_RU" w:bidi="ru_RU"/>
         </w:rPr>
         <w:t xml:space="preserve">; </w:t>
       </w:r>
-      <w:hyperlink r:id="rId81">
-        <w:r>
-          <w:rPr>
-            <w:lang w:val="ru_RU" w:bidi="ru_RU"/>
-          </w:rPr>
-          <w:rPr>
-            <w:color w:val="0000EE"/>
-            <w:u w:val="single"/>
-          </w:rPr>
-          <w:t>18:18</w:t>
-        </w:r>
-      </w:hyperlink>
+      <w:r>
+        <w:rPr>
+          <w:lang w:val="ru_RU" w:bidi="ru_RU"/>
+        </w:rPr>
+        <w:t>18:18</w:t>
+      </w:r>
       <w:r>
         <w:rPr>
           <w:lang w:val="ru_RU" w:bidi="ru_RU"/>
         </w:rPr>
         <w:t xml:space="preserve">; </w:t>
       </w:r>
-      <w:hyperlink r:id="rId82">
-        <w:r>
-          <w:rPr>
-            <w:lang w:val="ru_RU" w:bidi="ru_RU"/>
-          </w:rPr>
-          <w:rPr>
-            <w:color w:val="0000EE"/>
-            <w:u w:val="single"/>
-          </w:rPr>
-          <w:t>1Кор. 6:9–10</w:t>
-        </w:r>
-      </w:hyperlink>
+      <w:r>
+        <w:rPr>
+          <w:lang w:val="ru_RU" w:bidi="ru_RU"/>
+        </w:rPr>
+        <w:t>1Кор. 6:9–10</w:t>
+      </w:r>
       <w:r>
         <w:rPr>
           <w:lang w:val="ru_RU" w:bidi="ru_RU"/>
         </w:rPr>
         <w:t xml:space="preserve">; </w:t>
       </w:r>
-      <w:hyperlink r:id="rId83">
-        <w:r>
-          <w:rPr>
-            <w:lang w:val="ru_RU" w:bidi="ru_RU"/>
-          </w:rPr>
-          <w:rPr>
-            <w:color w:val="0000EE"/>
-            <w:u w:val="single"/>
-          </w:rPr>
-          <w:t>15:50</w:t>
-        </w:r>
-      </w:hyperlink>
+      <w:r>
+        <w:rPr>
+          <w:lang w:val="ru_RU" w:bidi="ru_RU"/>
+        </w:rPr>
+        <w:t>15:50</w:t>
+      </w:r>
       <w:r>
         <w:rPr>
           <w:lang w:val="ru_RU" w:bidi="ru_RU"/>
         </w:rPr>
         <w:t xml:space="preserve">; </w:t>
       </w:r>
-      <w:hyperlink r:id="rId84">
-        <w:r>
-          <w:rPr>
-            <w:lang w:val="ru_RU" w:bidi="ru_RU"/>
-          </w:rPr>
-          <w:rPr>
-            <w:color w:val="0000EE"/>
-            <w:u w:val="single"/>
-          </w:rPr>
-          <w:t>Гал. 5:21</w:t>
-        </w:r>
-      </w:hyperlink>
+      <w:r>
+        <w:rPr>
+          <w:lang w:val="ru_RU" w:bidi="ru_RU"/>
+        </w:rPr>
+        <w:t>Гал. 5:21</w:t>
+      </w:r>
       <w:r>
         <w:rPr>
           <w:lang w:val="ru_RU" w:bidi="ru_RU"/>
         </w:rPr>
         <w:t xml:space="preserve">; </w:t>
       </w:r>
-      <w:hyperlink r:id="rId85">
-        <w:r>
-          <w:rPr>
-            <w:lang w:val="ru_RU" w:bidi="ru_RU"/>
-          </w:rPr>
-          <w:rPr>
-            <w:color w:val="0000EE"/>
-            <w:u w:val="single"/>
-          </w:rPr>
-          <w:t>Еф. 5:5</w:t>
-        </w:r>
-      </w:hyperlink>
+      <w:r>
+        <w:rPr>
+          <w:lang w:val="ru_RU" w:bidi="ru_RU"/>
+        </w:rPr>
+        <w:t>Еф. 5:5</w:t>
+      </w:r>
       <w:r>
         <w:rPr>
           <w:lang w:val="ru_RU" w:bidi="ru_RU"/>
         </w:rPr>
         <w:t xml:space="preserve">; </w:t>
       </w:r>
-      <w:hyperlink r:id="rId25">
-        <w:r>
-          <w:rPr>
-            <w:lang w:val="ru_RU" w:bidi="ru_RU"/>
-          </w:rPr>
-          <w:rPr>
-            <w:color w:val="0000EE"/>
-            <w:u w:val="single"/>
-          </w:rPr>
-          <w:t>Тит. 3:7</w:t>
-        </w:r>
-      </w:hyperlink>
+      <w:r>
+        <w:rPr>
+          <w:lang w:val="ru_RU" w:bidi="ru_RU"/>
+        </w:rPr>
+        <w:t>Тит. 3:7</w:t>
+      </w:r>
       <w:r>
         <w:rPr>
           <w:lang w:val="ru_RU" w:bidi="ru_RU"/>
         </w:rPr>
         <w:t xml:space="preserve">; </w:t>
       </w:r>
-      <w:hyperlink r:id="rId24">
-        <w:r>
-          <w:rPr>
-            <w:lang w:val="ru_RU" w:bidi="ru_RU"/>
-          </w:rPr>
-          <w:rPr>
-            <w:color w:val="0000EE"/>
-            <w:u w:val="single"/>
-          </w:rPr>
-          <w:t>Иак. 2:5</w:t>
-        </w:r>
-      </w:hyperlink>
+      <w:r>
+        <w:rPr>
+          <w:lang w:val="ru_RU" w:bidi="ru_RU"/>
+        </w:rPr>
+        <w:t>Иак. 2:5</w:t>
+      </w:r>
       <w:r>
         <w:rPr>
           <w:lang w:val="ru_RU" w:bidi="ru_RU"/>
         </w:rPr>
         <w:t>). Такое наследство смогут получить только те, кто освящён Божьим словом (</w:t>
       </w:r>
-      <w:hyperlink r:id="rId86">
-        <w:r>
-          <w:rPr>
-            <w:lang w:val="ru_RU" w:bidi="ru_RU"/>
-          </w:rPr>
-          <w:rPr>
-            <w:color w:val="0000EE"/>
-            <w:u w:val="single"/>
-          </w:rPr>
-          <w:t>Деян. 20:32</w:t>
-        </w:r>
-      </w:hyperlink>
+      <w:r>
+        <w:rPr>
+          <w:lang w:val="ru_RU" w:bidi="ru_RU"/>
+        </w:rPr>
+        <w:t>Деян. 20:32</w:t>
+      </w:r>
       <w:r>
         <w:rPr>
           <w:lang w:val="ru_RU" w:bidi="ru_RU"/>
         </w:rPr>
         <w:t xml:space="preserve">; </w:t>
       </w:r>
-      <w:hyperlink r:id="rId87">
-        <w:r>
-          <w:rPr>
-            <w:lang w:val="ru_RU" w:bidi="ru_RU"/>
-          </w:rPr>
-          <w:rPr>
-            <w:color w:val="0000EE"/>
-            <w:u w:val="single"/>
-          </w:rPr>
-          <w:t>26:18</w:t>
-        </w:r>
-      </w:hyperlink>
+      <w:r>
+        <w:rPr>
+          <w:lang w:val="ru_RU" w:bidi="ru_RU"/>
+        </w:rPr>
+        <w:t>26:18</w:t>
+      </w:r>
       <w:r>
         <w:rPr>
           <w:lang w:val="ru_RU" w:bidi="ru_RU"/>
         </w:rPr>
         <w:t xml:space="preserve">; </w:t>
       </w:r>
-      <w:hyperlink r:id="rId88">
-        <w:r>
-          <w:rPr>
-            <w:lang w:val="ru_RU" w:bidi="ru_RU"/>
-          </w:rPr>
-          <w:rPr>
-            <w:color w:val="0000EE"/>
-            <w:u w:val="single"/>
-          </w:rPr>
-          <w:t>Кол. 1:12</w:t>
-        </w:r>
-      </w:hyperlink>
+      <w:r>
+        <w:rPr>
+          <w:lang w:val="ru_RU" w:bidi="ru_RU"/>
+        </w:rPr>
+        <w:t>Кол. 1:12</w:t>
+      </w:r>
       <w:r>
         <w:rPr>
           <w:lang w:val="ru_RU" w:bidi="ru_RU"/>
         </w:rPr>
         <w:t xml:space="preserve">; обратите внимание также </w:t>
       </w:r>
-      <w:hyperlink r:id="rId89">
-        <w:r>
-          <w:rPr>
-            <w:lang w:val="ru_RU" w:bidi="ru_RU"/>
-          </w:rPr>
-          <w:rPr>
-            <w:color w:val="0000EE"/>
-            <w:u w:val="single"/>
-          </w:rPr>
-          <w:t>на Ин. 17:17</w:t>
-        </w:r>
-      </w:hyperlink>
+      <w:r>
+        <w:rPr>
+          <w:lang w:val="ru_RU" w:bidi="ru_RU"/>
+        </w:rPr>
+        <w:t>на Ин. 17:17</w:t>
+      </w:r>
       <w:r>
         <w:rPr>
           <w:lang w:val="ru_RU" w:bidi="ru_RU"/>
         </w:rPr>
         <w:t xml:space="preserve">; </w:t>
       </w:r>
-      <w:hyperlink r:id="rId90">
-        <w:r>
-          <w:rPr>
-            <w:lang w:val="ru_RU" w:bidi="ru_RU"/>
-          </w:rPr>
-          <w:rPr>
-            <w:color w:val="0000EE"/>
-            <w:u w:val="single"/>
-          </w:rPr>
-          <w:t>Кол. 3:23–24</w:t>
-        </w:r>
-      </w:hyperlink>
+      <w:r>
+        <w:rPr>
+          <w:lang w:val="ru_RU" w:bidi="ru_RU"/>
+        </w:rPr>
+        <w:t>Кол. 3:23–24</w:t>
+      </w:r>
       <w:r>
         <w:rPr>
           <w:lang w:val="ru_RU" w:bidi="ru_RU"/>
         </w:rPr>
         <w:t>). В будущие благословения, конечно, входят и физические благословения (</w:t>
       </w:r>
-      <w:hyperlink r:id="rId91">
-        <w:r>
-          <w:rPr>
-            <w:lang w:val="ru_RU" w:bidi="ru_RU"/>
-          </w:rPr>
-          <w:rPr>
-            <w:color w:val="0000EE"/>
-            <w:u w:val="single"/>
-          </w:rPr>
-          <w:t>Мф. 5:5</w:t>
-        </w:r>
-      </w:hyperlink>
+      <w:r>
+        <w:rPr>
+          <w:lang w:val="ru_RU" w:bidi="ru_RU"/>
+        </w:rPr>
+        <w:t>Мф. 5:5</w:t>
+      </w:r>
       <w:r>
         <w:rPr>
           <w:lang w:val="ru_RU" w:bidi="ru_RU"/>
         </w:rPr>
         <w:t xml:space="preserve">; обратите внимание на </w:t>
       </w:r>
-      <w:hyperlink r:id="rId92">
-        <w:r>
-          <w:rPr>
-            <w:lang w:val="ru_RU" w:bidi="ru_RU"/>
-          </w:rPr>
-          <w:rPr>
-            <w:color w:val="0000EE"/>
-            <w:u w:val="single"/>
-          </w:rPr>
-          <w:t>Пс. 36:11, 29</w:t>
-        </w:r>
-      </w:hyperlink>
+      <w:r>
+        <w:rPr>
+          <w:lang w:val="ru_RU" w:bidi="ru_RU"/>
+        </w:rPr>
+        <w:t>Пс. 36:11, 29</w:t>
+      </w:r>
       <w:r>
         <w:rPr>
           <w:lang w:val="ru_RU" w:bidi="ru_RU"/>
         </w:rPr>
         <w:t xml:space="preserve">; </w:t>
       </w:r>
-      <w:hyperlink r:id="rId64">
-        <w:r>
-          <w:rPr>
-            <w:lang w:val="ru_RU" w:bidi="ru_RU"/>
-          </w:rPr>
-          <w:rPr>
-            <w:color w:val="0000EE"/>
-            <w:u w:val="single"/>
-          </w:rPr>
-          <w:t>Ис. 60:21</w:t>
-        </w:r>
-      </w:hyperlink>
+      <w:r>
+        <w:rPr>
+          <w:lang w:val="ru_RU" w:bidi="ru_RU"/>
+        </w:rPr>
+        <w:t>Ис. 60:21</w:t>
+      </w:r>
       <w:r>
         <w:rPr>
           <w:lang w:val="ru_RU" w:bidi="ru_RU"/>
         </w:rPr>
         <w:t xml:space="preserve">; </w:t>
       </w:r>
-      <w:hyperlink r:id="rId93">
-        <w:r>
-          <w:rPr>
-            <w:lang w:val="ru_RU" w:bidi="ru_RU"/>
-          </w:rPr>
-          <w:rPr>
-            <w:color w:val="0000EE"/>
-            <w:u w:val="single"/>
-          </w:rPr>
-          <w:t>Рим. 4:13</w:t>
-        </w:r>
-      </w:hyperlink>
+      <w:r>
+        <w:rPr>
+          <w:lang w:val="ru_RU" w:bidi="ru_RU"/>
+        </w:rPr>
+        <w:t>Рим. 4:13</w:t>
+      </w:r>
       <w:r>
         <w:rPr>
           <w:lang w:val="ru_RU" w:bidi="ru_RU"/>
         </w:rPr>
         <w:t xml:space="preserve">; </w:t>
       </w:r>
-      <w:hyperlink r:id="rId94">
-        <w:r>
-          <w:rPr>
-            <w:lang w:val="ru_RU" w:bidi="ru_RU"/>
-          </w:rPr>
-          <w:rPr>
-            <w:color w:val="0000EE"/>
-            <w:u w:val="single"/>
-          </w:rPr>
-          <w:t>2Петр. 3:13</w:t>
-        </w:r>
-      </w:hyperlink>
+      <w:r>
+        <w:rPr>
+          <w:lang w:val="ru_RU" w:bidi="ru_RU"/>
+        </w:rPr>
+        <w:t>2Петр. 3:13</w:t>
+      </w:r>
       <w:r>
         <w:rPr>
           <w:lang w:val="ru_RU" w:bidi="ru_RU"/>
         </w:rPr>
         <w:t>), которые восторжествуют над тлением, так как Божье наследие нетленно (</w:t>
       </w:r>
-      <w:hyperlink r:id="rId83">
-        <w:r>
-          <w:rPr>
-            <w:lang w:val="ru_RU" w:bidi="ru_RU"/>
-          </w:rPr>
-          <w:rPr>
-            <w:color w:val="0000EE"/>
-            <w:u w:val="single"/>
-          </w:rPr>
-          <w:t>1Кор. 15:50</w:t>
-        </w:r>
-      </w:hyperlink>
+      <w:r>
+        <w:rPr>
+          <w:lang w:val="ru_RU" w:bidi="ru_RU"/>
+        </w:rPr>
+        <w:t>1Кор. 15:50</w:t>
+      </w:r>
       <w:r>
         <w:rPr>
           <w:lang w:val="ru_RU" w:bidi="ru_RU"/>
         </w:rPr>
         <w:t>). Итак, наше наследство — это спасение (</w:t>
       </w:r>
-      <w:hyperlink r:id="rId95">
-        <w:r>
-          <w:rPr>
-            <w:lang w:val="ru_RU" w:bidi="ru_RU"/>
-          </w:rPr>
-          <w:rPr>
-            <w:color w:val="0000EE"/>
-            <w:u w:val="single"/>
-          </w:rPr>
-          <w:t>Евр. 1:14</w:t>
-        </w:r>
-      </w:hyperlink>
+      <w:r>
+        <w:rPr>
+          <w:lang w:val="ru_RU" w:bidi="ru_RU"/>
+        </w:rPr>
+        <w:t>Евр. 1:14</w:t>
+      </w:r>
       <w:r>
         <w:rPr>
           <w:lang w:val="ru_RU" w:bidi="ru_RU"/>
         </w:rPr>
         <w:t xml:space="preserve">; </w:t>
       </w:r>
-      <w:hyperlink r:id="rId23">
-        <w:r>
-          <w:rPr>
-            <w:lang w:val="ru_RU" w:bidi="ru_RU"/>
-          </w:rPr>
-          <w:rPr>
-            <w:color w:val="0000EE"/>
-            <w:u w:val="single"/>
-          </w:rPr>
-          <w:t>11:7</w:t>
-        </w:r>
-      </w:hyperlink>
+      <w:r>
+        <w:rPr>
+          <w:lang w:val="ru_RU" w:bidi="ru_RU"/>
+        </w:rPr>
+        <w:t>11:7</w:t>
+      </w:r>
       <w:r>
         <w:rPr>
           <w:lang w:val="ru_RU" w:bidi="ru_RU"/>
         </w:rPr>
         <w:t>), которое Бог бережно хранит для нас на Небесах (</w:t>
       </w:r>
-      <w:hyperlink r:id="rId96">
-        <w:r>
-          <w:rPr>
-            <w:lang w:val="ru_RU" w:bidi="ru_RU"/>
-          </w:rPr>
-          <w:rPr>
-            <w:color w:val="0000EE"/>
-            <w:u w:val="single"/>
-          </w:rPr>
-          <w:t>1Петр. 1:4</w:t>
-        </w:r>
-      </w:hyperlink>
+      <w:r>
+        <w:rPr>
+          <w:lang w:val="ru_RU" w:bidi="ru_RU"/>
+        </w:rPr>
+        <w:t>1Петр. 1:4</w:t>
+      </w:r>
       <w:r>
         <w:rPr>
           <w:lang w:val="ru_RU" w:bidi="ru_RU"/>
@@ -2355,54 +1815,36 @@
         </w:rPr>
         <w:t xml:space="preserve">. В Евангелии от Иоанна, а также в Послании к Евреям говорится, что уже сейчас мы можем переживать вечность (ср. </w:t>
       </w:r>
-      <w:hyperlink r:id="rId97">
-        <w:r>
-          <w:rPr>
-            <w:lang w:val="ru_RU" w:bidi="ru_RU"/>
-          </w:rPr>
-          <w:rPr>
-            <w:color w:val="0000EE"/>
-            <w:u w:val="single"/>
-          </w:rPr>
-          <w:t>6:12–17</w:t>
-        </w:r>
-      </w:hyperlink>
+      <w:r>
+        <w:rPr>
+          <w:lang w:val="ru_RU" w:bidi="ru_RU"/>
+        </w:rPr>
+        <w:t>6:12–17</w:t>
+      </w:r>
       <w:r>
         <w:rPr>
           <w:lang w:val="ru_RU" w:bidi="ru_RU"/>
         </w:rPr>
         <w:t xml:space="preserve"> с </w:t>
       </w:r>
-      <w:hyperlink r:id="rId98">
-        <w:r>
-          <w:rPr>
-            <w:lang w:val="ru_RU" w:bidi="ru_RU"/>
-          </w:rPr>
-          <w:rPr>
-            <w:color w:val="0000EE"/>
-            <w:u w:val="single"/>
-          </w:rPr>
-          <w:t>9:15</w:t>
-        </w:r>
-      </w:hyperlink>
+      <w:r>
+        <w:rPr>
+          <w:lang w:val="ru_RU" w:bidi="ru_RU"/>
+        </w:rPr>
+        <w:t>9:15</w:t>
+      </w:r>
       <w:r>
         <w:rPr>
           <w:lang w:val="ru_RU" w:bidi="ru_RU"/>
         </w:rPr>
         <w:t xml:space="preserve"> и </w:t>
       </w:r>
-      <w:hyperlink r:id="rId99">
-        <w:r>
-          <w:rPr>
-            <w:lang w:val="ru_RU" w:bidi="ru_RU"/>
-          </w:rPr>
-          <w:rPr>
-            <w:color w:val="0000EE"/>
-            <w:u w:val="single"/>
-          </w:rPr>
-          <w:t>11:13, 39–40</w:t>
-        </w:r>
-      </w:hyperlink>
+      <w:r>
+        <w:rPr>
+          <w:lang w:val="ru_RU" w:bidi="ru_RU"/>
+        </w:rPr>
+        <w:t>11:13, 39–40</w:t>
+      </w:r>
       <w:r>
         <w:rPr>
           <w:lang w:val="ru_RU" w:bidi="ru_RU"/>
@@ -2423,144 +1865,96 @@
         </w:rPr>
         <w:t xml:space="preserve">Апостол Павел подробно рассматривает этот вопрос в </w:t>
       </w:r>
-      <w:hyperlink r:id="rId100">
-        <w:r>
-          <w:rPr>
-            <w:lang w:val="ru_RU" w:bidi="ru_RU"/>
-          </w:rPr>
-          <w:rPr>
-            <w:color w:val="0000EE"/>
-            <w:u w:val="single"/>
-          </w:rPr>
-          <w:t>Послании к Галатам 3:7–4:7</w:t>
-        </w:r>
-      </w:hyperlink>
+      <w:r>
+        <w:rPr>
+          <w:lang w:val="ru_RU" w:bidi="ru_RU"/>
+        </w:rPr>
+        <w:t>Послании к Галатам 3:7–4:7</w:t>
+      </w:r>
       <w:r>
         <w:rPr>
           <w:lang w:val="ru_RU" w:bidi="ru_RU"/>
         </w:rPr>
         <w:t>. В ответ исповедующим иудаизм евреям, заявлявшим, что наследство Авраама может получить только тот, кто стал евреем через обрезание, Павел прямо говорит, что истинные дети Авраама — это те, кто верит в Христа, неважно, евреи они или язычники (</w:t>
       </w:r>
-      <w:hyperlink r:id="rId101">
-        <w:r>
-          <w:rPr>
-            <w:lang w:val="ru_RU" w:bidi="ru_RU"/>
-          </w:rPr>
-          <w:rPr>
-            <w:color w:val="0000EE"/>
-            <w:u w:val="single"/>
-          </w:rPr>
-          <w:t>3:7</w:t>
-        </w:r>
-      </w:hyperlink>
+      <w:r>
+        <w:rPr>
+          <w:lang w:val="ru_RU" w:bidi="ru_RU"/>
+        </w:rPr>
+        <w:t>3:7</w:t>
+      </w:r>
       <w:r>
         <w:rPr>
           <w:lang w:val="ru_RU" w:bidi="ru_RU"/>
         </w:rPr>
         <w:t xml:space="preserve">; см. </w:t>
       </w:r>
-      <w:hyperlink r:id="rId102">
-        <w:r>
-          <w:rPr>
-            <w:lang w:val="ru_RU" w:bidi="ru_RU"/>
-          </w:rPr>
-          <w:rPr>
-            <w:color w:val="0000EE"/>
-            <w:u w:val="single"/>
-          </w:rPr>
-          <w:t>Деян. 26:16–18</w:t>
-        </w:r>
-      </w:hyperlink>
+      <w:r>
+        <w:rPr>
+          <w:lang w:val="ru_RU" w:bidi="ru_RU"/>
+        </w:rPr>
+        <w:t>Деян. 26:16–18</w:t>
+      </w:r>
       <w:r>
         <w:rPr>
           <w:lang w:val="ru_RU" w:bidi="ru_RU"/>
         </w:rPr>
         <w:t xml:space="preserve">; </w:t>
       </w:r>
-      <w:hyperlink r:id="rId103">
-        <w:r>
-          <w:rPr>
-            <w:lang w:val="ru_RU" w:bidi="ru_RU"/>
-          </w:rPr>
-          <w:rPr>
-            <w:color w:val="0000EE"/>
-            <w:u w:val="single"/>
-          </w:rPr>
-          <w:t>Еф. 3:6</w:t>
-        </w:r>
-      </w:hyperlink>
+      <w:r>
+        <w:rPr>
+          <w:lang w:val="ru_RU" w:bidi="ru_RU"/>
+        </w:rPr>
+        <w:t>Еф. 3:6</w:t>
+      </w:r>
       <w:r>
         <w:rPr>
           <w:lang w:val="ru_RU" w:bidi="ru_RU"/>
         </w:rPr>
         <w:t>). Они становятся наследниками Божьих обетований, потому что принимают Его Дух (</w:t>
       </w:r>
-      <w:hyperlink r:id="rId104">
-        <w:r>
-          <w:rPr>
-            <w:lang w:val="ru_RU" w:bidi="ru_RU"/>
-          </w:rPr>
-          <w:rPr>
-            <w:color w:val="0000EE"/>
-            <w:u w:val="single"/>
-          </w:rPr>
-          <w:t>Гал. 3:14</w:t>
-        </w:r>
-      </w:hyperlink>
+      <w:r>
+        <w:rPr>
+          <w:lang w:val="ru_RU" w:bidi="ru_RU"/>
+        </w:rPr>
+        <w:t>Гал. 3:14</w:t>
+      </w:r>
       <w:r>
         <w:rPr>
           <w:lang w:val="ru_RU" w:bidi="ru_RU"/>
         </w:rPr>
         <w:t xml:space="preserve">). В основе права наследования лежит не закон, а Божьи обещания (ст. </w:t>
       </w:r>
-      <w:hyperlink r:id="rId105">
-        <w:r>
-          <w:rPr>
-            <w:lang w:val="ru_RU" w:bidi="ru_RU"/>
-          </w:rPr>
-          <w:rPr>
-            <w:color w:val="0000EE"/>
-            <w:u w:val="single"/>
-          </w:rPr>
-          <w:t>18</w:t>
-        </w:r>
-      </w:hyperlink>
+      <w:r>
+        <w:rPr>
+          <w:lang w:val="ru_RU" w:bidi="ru_RU"/>
+        </w:rPr>
+        <w:t>18</w:t>
+      </w:r>
       <w:r>
         <w:rPr>
           <w:lang w:val="ru_RU" w:bidi="ru_RU"/>
         </w:rPr>
         <w:t xml:space="preserve">). Верующие вступают в союз с Христом (ст. </w:t>
       </w:r>
-      <w:hyperlink r:id="rId106">
-        <w:r>
-          <w:rPr>
-            <w:lang w:val="ru_RU" w:bidi="ru_RU"/>
-          </w:rPr>
-          <w:rPr>
-            <w:color w:val="0000EE"/>
-            <w:u w:val="single"/>
-          </w:rPr>
-          <w:t>27–29</w:t>
-        </w:r>
-      </w:hyperlink>
+      <w:r>
+        <w:rPr>
+          <w:lang w:val="ru_RU" w:bidi="ru_RU"/>
+        </w:rPr>
+        <w:t>27–29</w:t>
+      </w:r>
       <w:r>
         <w:rPr>
           <w:lang w:val="ru_RU" w:bidi="ru_RU"/>
         </w:rPr>
         <w:t xml:space="preserve">) и становятся не просто детьми Авраама, но также Божьими детьми (ст. </w:t>
       </w:r>
-      <w:hyperlink r:id="rId107">
-        <w:r>
-          <w:rPr>
-            <w:lang w:val="ru_RU" w:bidi="ru_RU"/>
-          </w:rPr>
-          <w:rPr>
-            <w:color w:val="0000EE"/>
-            <w:u w:val="single"/>
-          </w:rPr>
-          <w:t>26</w:t>
-        </w:r>
-      </w:hyperlink>
+      <w:r>
+        <w:rPr>
+          <w:lang w:val="ru_RU" w:bidi="ru_RU"/>
+        </w:rPr>
+        <w:t>26</w:t>
+      </w:r>
       <w:r>
         <w:rPr>
           <w:lang w:val="ru_RU" w:bidi="ru_RU"/>
@@ -2580,36 +1974,24 @@
         </w:rPr>
         <w:t xml:space="preserve"> (</w:t>
       </w:r>
-      <w:hyperlink r:id="rId108">
-        <w:r>
-          <w:rPr>
-            <w:lang w:val="ru_RU" w:bidi="ru_RU"/>
-          </w:rPr>
-          <w:rPr>
-            <w:color w:val="0000EE"/>
-            <w:u w:val="single"/>
-          </w:rPr>
-          <w:t>Гал. 4:4–7;</w:t>
-        </w:r>
-      </w:hyperlink>
+      <w:r>
+        <w:rPr>
+          <w:lang w:val="ru_RU" w:bidi="ru_RU"/>
+        </w:rPr>
+        <w:t>Гал. 4:4–7;</w:t>
+      </w:r>
       <w:r>
         <w:rPr>
           <w:lang w:val="ru_RU" w:bidi="ru_RU"/>
         </w:rPr>
         <w:t xml:space="preserve">, см. также </w:t>
       </w:r>
-      <w:hyperlink r:id="rId109">
-        <w:r>
-          <w:rPr>
-            <w:lang w:val="ru_RU" w:bidi="ru_RU"/>
-          </w:rPr>
-          <w:rPr>
-            <w:color w:val="0000EE"/>
-            <w:u w:val="single"/>
-          </w:rPr>
-          <w:t>Рим. 8:15–16</w:t>
-        </w:r>
-      </w:hyperlink>
+      <w:r>
+        <w:rPr>
+          <w:lang w:val="ru_RU" w:bidi="ru_RU"/>
+        </w:rPr>
+        <w:t>Рим. 8:15–16</w:t>
+      </w:r>
       <w:r>
         <w:rPr>
           <w:lang w:val="ru_RU" w:bidi="ru_RU"/>
@@ -2630,162 +2012,108 @@
         </w:rPr>
         <w:t>Действительно, Христос как Божий Сын является истинным Наследником (</w:t>
       </w:r>
-      <w:hyperlink r:id="rId110">
-        <w:r>
-          <w:rPr>
-            <w:lang w:val="ru_RU" w:bidi="ru_RU"/>
-          </w:rPr>
-          <w:rPr>
-            <w:color w:val="0000EE"/>
-            <w:u w:val="single"/>
-          </w:rPr>
-          <w:t>Мф. 21:38</w:t>
-        </w:r>
-      </w:hyperlink>
+      <w:r>
+        <w:rPr>
+          <w:lang w:val="ru_RU" w:bidi="ru_RU"/>
+        </w:rPr>
+        <w:t>Мф. 21:38</w:t>
+      </w:r>
       <w:r>
         <w:rPr>
           <w:lang w:val="ru_RU" w:bidi="ru_RU"/>
         </w:rPr>
         <w:t xml:space="preserve">; </w:t>
       </w:r>
-      <w:hyperlink r:id="rId18">
-        <w:r>
-          <w:rPr>
-            <w:lang w:val="ru_RU" w:bidi="ru_RU"/>
-          </w:rPr>
-          <w:rPr>
-            <w:color w:val="0000EE"/>
-            <w:u w:val="single"/>
-          </w:rPr>
-          <w:t>Мк. 12:7</w:t>
-        </w:r>
-      </w:hyperlink>
+      <w:r>
+        <w:rPr>
+          <w:lang w:val="ru_RU" w:bidi="ru_RU"/>
+        </w:rPr>
+        <w:t>Мк. 12:7</w:t>
+      </w:r>
       <w:r>
         <w:rPr>
           <w:lang w:val="ru_RU" w:bidi="ru_RU"/>
         </w:rPr>
         <w:t xml:space="preserve">; </w:t>
       </w:r>
-      <w:hyperlink r:id="rId19">
-        <w:r>
-          <w:rPr>
-            <w:lang w:val="ru_RU" w:bidi="ru_RU"/>
-          </w:rPr>
-          <w:rPr>
-            <w:color w:val="0000EE"/>
-            <w:u w:val="single"/>
-          </w:rPr>
-          <w:t>Лк. 20:14</w:t>
-        </w:r>
-      </w:hyperlink>
+      <w:r>
+        <w:rPr>
+          <w:lang w:val="ru_RU" w:bidi="ru_RU"/>
+        </w:rPr>
+        <w:t>Лк. 20:14</w:t>
+      </w:r>
       <w:r>
         <w:rPr>
           <w:lang w:val="ru_RU" w:bidi="ru_RU"/>
         </w:rPr>
         <w:t>); Он унаследовал Имя, которое превыше всякого имени (</w:t>
       </w:r>
-      <w:hyperlink r:id="rId111">
-        <w:r>
-          <w:rPr>
-            <w:lang w:val="ru_RU" w:bidi="ru_RU"/>
-          </w:rPr>
-          <w:rPr>
-            <w:color w:val="0000EE"/>
-            <w:u w:val="single"/>
-          </w:rPr>
-          <w:t>Флп. 2:9</w:t>
-        </w:r>
-      </w:hyperlink>
+      <w:r>
+        <w:rPr>
+          <w:lang w:val="ru_RU" w:bidi="ru_RU"/>
+        </w:rPr>
+        <w:t>Флп. 2:9</w:t>
+      </w:r>
       <w:r>
         <w:rPr>
           <w:lang w:val="ru_RU" w:bidi="ru_RU"/>
         </w:rPr>
         <w:t xml:space="preserve">; </w:t>
       </w:r>
-      <w:hyperlink r:id="rId112">
-        <w:r>
-          <w:rPr>
-            <w:lang w:val="ru_RU" w:bidi="ru_RU"/>
-          </w:rPr>
-          <w:rPr>
-            <w:color w:val="0000EE"/>
-            <w:u w:val="single"/>
-          </w:rPr>
-          <w:t>Евр. 1:4</w:t>
-        </w:r>
-      </w:hyperlink>
+      <w:r>
+        <w:rPr>
+          <w:lang w:val="ru_RU" w:bidi="ru_RU"/>
+        </w:rPr>
+        <w:t>Евр. 1:4</w:t>
+      </w:r>
       <w:r>
         <w:rPr>
           <w:lang w:val="ru_RU" w:bidi="ru_RU"/>
         </w:rPr>
         <w:t>) и стал Наследником всего (</w:t>
       </w:r>
-      <w:hyperlink r:id="rId26">
-        <w:r>
-          <w:rPr>
-            <w:lang w:val="ru_RU" w:bidi="ru_RU"/>
-          </w:rPr>
-          <w:rPr>
-            <w:color w:val="0000EE"/>
-            <w:u w:val="single"/>
-          </w:rPr>
-          <w:t>Евр. 1:2</w:t>
-        </w:r>
-      </w:hyperlink>
+      <w:r>
+        <w:rPr>
+          <w:lang w:val="ru_RU" w:bidi="ru_RU"/>
+        </w:rPr>
+        <w:t>Евр. 1:2</w:t>
+      </w:r>
       <w:r>
         <w:rPr>
           <w:lang w:val="ru_RU" w:bidi="ru_RU"/>
         </w:rPr>
         <w:t xml:space="preserve">; см. </w:t>
       </w:r>
-      <w:hyperlink r:id="rId113">
-        <w:r>
-          <w:rPr>
-            <w:lang w:val="ru_RU" w:bidi="ru_RU"/>
-          </w:rPr>
-          <w:rPr>
-            <w:color w:val="0000EE"/>
-            <w:u w:val="single"/>
-          </w:rPr>
-          <w:t>Пс. 2:7–8</w:t>
-        </w:r>
-      </w:hyperlink>
+      <w:r>
+        <w:rPr>
+          <w:lang w:val="ru_RU" w:bidi="ru_RU"/>
+        </w:rPr>
+        <w:t>Пс. 2:7–8</w:t>
+      </w:r>
       <w:r>
         <w:rPr>
           <w:lang w:val="ru_RU" w:bidi="ru_RU"/>
         </w:rPr>
         <w:t xml:space="preserve">; </w:t>
       </w:r>
-      <w:hyperlink r:id="rId114">
-        <w:r>
-          <w:rPr>
-            <w:lang w:val="ru_RU" w:bidi="ru_RU"/>
-          </w:rPr>
-          <w:rPr>
-            <w:color w:val="0000EE"/>
-            <w:u w:val="single"/>
-          </w:rPr>
-          <w:t>Мф. 28:18</w:t>
-        </w:r>
-      </w:hyperlink>
+      <w:r>
+        <w:rPr>
+          <w:lang w:val="ru_RU" w:bidi="ru_RU"/>
+        </w:rPr>
+        <w:t>Мф. 28:18</w:t>
+      </w:r>
       <w:r>
         <w:rPr>
           <w:lang w:val="ru_RU" w:bidi="ru_RU"/>
         </w:rPr>
         <w:t>). По Его благодати верующие в Него становятся Его сонаследниками (</w:t>
       </w:r>
-      <w:hyperlink r:id="rId115">
-        <w:r>
-          <w:rPr>
-            <w:lang w:val="ru_RU" w:bidi="ru_RU"/>
-          </w:rPr>
-          <w:rPr>
-            <w:color w:val="0000EE"/>
-            <w:u w:val="single"/>
-          </w:rPr>
-          <w:t>Рим. 8:17</w:t>
-        </w:r>
-      </w:hyperlink>
+      <w:r>
+        <w:rPr>
+          <w:lang w:val="ru_RU" w:bidi="ru_RU"/>
+        </w:rPr>
+        <w:t>Рим. 8:17</w:t>
+      </w:r>
       <w:r>
         <w:rPr>
           <w:lang w:val="ru_RU" w:bidi="ru_RU"/>
@@ -2817,234 +2145,156 @@
         </w:rPr>
         <w:t>Красной нитью в Писании проходит истина о том, что верующие являются наследством Самого Бога. Моисей, автор удивительной «Песни Моисея», говорит о Боге как об Отце израильтян (</w:t>
       </w:r>
-      <w:hyperlink r:id="rId116">
-        <w:r>
-          <w:rPr>
-            <w:lang w:val="ru_RU" w:bidi="ru_RU"/>
-          </w:rPr>
-          <w:rPr>
-            <w:color w:val="0000EE"/>
-            <w:u w:val="single"/>
-          </w:rPr>
-          <w:t>Втор. 32:6</w:t>
-        </w:r>
-      </w:hyperlink>
+      <w:r>
+        <w:rPr>
+          <w:lang w:val="ru_RU" w:bidi="ru_RU"/>
+        </w:rPr>
+        <w:t>Втор. 32:6</w:t>
+      </w:r>
       <w:r>
         <w:rPr>
           <w:lang w:val="ru_RU" w:bidi="ru_RU"/>
         </w:rPr>
         <w:t xml:space="preserve">), к которым Он проявляет особый интерес как к Своему наследству (стих </w:t>
       </w:r>
-      <w:hyperlink r:id="rId117">
-        <w:r>
-          <w:rPr>
-            <w:lang w:val="ru_RU" w:bidi="ru_RU"/>
-          </w:rPr>
-          <w:rPr>
-            <w:color w:val="0000EE"/>
-            <w:u w:val="single"/>
-          </w:rPr>
-          <w:t>9</w:t>
-        </w:r>
-      </w:hyperlink>
+      <w:r>
+        <w:rPr>
+          <w:lang w:val="ru_RU" w:bidi="ru_RU"/>
+        </w:rPr>
+        <w:t>9</w:t>
+      </w:r>
       <w:r>
         <w:rPr>
           <w:lang w:val="ru_RU" w:bidi="ru_RU"/>
         </w:rPr>
         <w:t>). Моисей объясняет причину Божьей заинтересованности: «Ибо часть Господа — народ Его, Иаков — наследственный удел Его» (</w:t>
       </w:r>
-      <w:hyperlink r:id="rId118">
-        <w:r>
-          <w:rPr>
-            <w:lang w:val="ru_RU" w:bidi="ru_RU"/>
-          </w:rPr>
-          <w:rPr>
-            <w:color w:val="0000EE"/>
-            <w:u w:val="single"/>
-          </w:rPr>
-          <w:t>Втор. 32:9</w:t>
-        </w:r>
-      </w:hyperlink>
+      <w:r>
+        <w:rPr>
+          <w:lang w:val="ru_RU" w:bidi="ru_RU"/>
+        </w:rPr>
+        <w:t>Втор. 32:9</w:t>
+      </w:r>
       <w:r>
         <w:rPr>
           <w:lang w:val="ru_RU" w:bidi="ru_RU"/>
         </w:rPr>
         <w:t xml:space="preserve">). Эта мысль очень чётко прослеживается во всём Ветхом Завете (например, </w:t>
       </w:r>
-      <w:hyperlink r:id="rId119">
-        <w:r>
-          <w:rPr>
-            <w:lang w:val="ru_RU" w:bidi="ru_RU"/>
-          </w:rPr>
-          <w:rPr>
-            <w:color w:val="0000EE"/>
-            <w:u w:val="single"/>
-          </w:rPr>
-          <w:t>Втор. 9:26–29</w:t>
-        </w:r>
-      </w:hyperlink>
+      <w:r>
+        <w:rPr>
+          <w:lang w:val="ru_RU" w:bidi="ru_RU"/>
+        </w:rPr>
+        <w:t>Втор. 9:26–29</w:t>
+      </w:r>
       <w:r>
         <w:rPr>
           <w:lang w:val="ru_RU" w:bidi="ru_RU"/>
         </w:rPr>
         <w:t xml:space="preserve">; </w:t>
       </w:r>
-      <w:hyperlink r:id="rId120">
-        <w:r>
-          <w:rPr>
-            <w:lang w:val="ru_RU" w:bidi="ru_RU"/>
-          </w:rPr>
-          <w:rPr>
-            <w:color w:val="0000EE"/>
-            <w:u w:val="single"/>
-          </w:rPr>
-          <w:t>3Цар. 8:51–53</w:t>
-        </w:r>
-      </w:hyperlink>
+      <w:r>
+        <w:rPr>
+          <w:lang w:val="ru_RU" w:bidi="ru_RU"/>
+        </w:rPr>
+        <w:t>3Цар. 8:51–53</w:t>
+      </w:r>
       <w:r>
         <w:rPr>
           <w:lang w:val="ru_RU" w:bidi="ru_RU"/>
         </w:rPr>
         <w:t xml:space="preserve">; </w:t>
       </w:r>
-      <w:hyperlink r:id="rId121">
-        <w:r>
-          <w:rPr>
-            <w:lang w:val="ru_RU" w:bidi="ru_RU"/>
-          </w:rPr>
-          <w:rPr>
-            <w:color w:val="0000EE"/>
-            <w:u w:val="single"/>
-          </w:rPr>
-          <w:t>Пс. 27:9</w:t>
-        </w:r>
-      </w:hyperlink>
+      <w:r>
+        <w:rPr>
+          <w:lang w:val="ru_RU" w:bidi="ru_RU"/>
+        </w:rPr>
+        <w:t>Пс. 27:9</w:t>
+      </w:r>
       <w:r>
         <w:rPr>
           <w:lang w:val="ru_RU" w:bidi="ru_RU"/>
         </w:rPr>
         <w:t xml:space="preserve">; </w:t>
       </w:r>
-      <w:hyperlink r:id="rId122">
-        <w:r>
-          <w:rPr>
-            <w:lang w:val="ru_RU" w:bidi="ru_RU"/>
-          </w:rPr>
-          <w:rPr>
-            <w:color w:val="0000EE"/>
-            <w:u w:val="single"/>
-          </w:rPr>
-          <w:t>32:12</w:t>
-        </w:r>
-      </w:hyperlink>
+      <w:r>
+        <w:rPr>
+          <w:lang w:val="ru_RU" w:bidi="ru_RU"/>
+        </w:rPr>
+        <w:t>32:12</w:t>
+      </w:r>
       <w:r>
         <w:rPr>
           <w:lang w:val="ru_RU" w:bidi="ru_RU"/>
         </w:rPr>
         <w:t xml:space="preserve">; </w:t>
       </w:r>
-      <w:hyperlink r:id="rId123">
-        <w:r>
-          <w:rPr>
-            <w:lang w:val="ru_RU" w:bidi="ru_RU"/>
-          </w:rPr>
-          <w:rPr>
-            <w:color w:val="0000EE"/>
-            <w:u w:val="single"/>
-          </w:rPr>
-          <w:t>73:2</w:t>
-        </w:r>
-      </w:hyperlink>
+      <w:r>
+        <w:rPr>
+          <w:lang w:val="ru_RU" w:bidi="ru_RU"/>
+        </w:rPr>
+        <w:t>73:2</w:t>
+      </w:r>
       <w:r>
         <w:rPr>
           <w:lang w:val="ru_RU" w:bidi="ru_RU"/>
         </w:rPr>
         <w:t xml:space="preserve">; </w:t>
       </w:r>
-      <w:hyperlink r:id="rId124">
-        <w:r>
-          <w:rPr>
-            <w:lang w:val="ru_RU" w:bidi="ru_RU"/>
-          </w:rPr>
-          <w:rPr>
-            <w:color w:val="0000EE"/>
-            <w:u w:val="single"/>
-          </w:rPr>
-          <w:t>Ис. 19:25</w:t>
-        </w:r>
-      </w:hyperlink>
+      <w:r>
+        <w:rPr>
+          <w:lang w:val="ru_RU" w:bidi="ru_RU"/>
+        </w:rPr>
+        <w:t>Ис. 19:25</w:t>
+      </w:r>
       <w:r>
         <w:rPr>
           <w:lang w:val="ru_RU" w:bidi="ru_RU"/>
         </w:rPr>
         <w:t xml:space="preserve">; </w:t>
       </w:r>
-      <w:hyperlink r:id="rId125">
-        <w:r>
-          <w:rPr>
-            <w:lang w:val="ru_RU" w:bidi="ru_RU"/>
-          </w:rPr>
-          <w:rPr>
-            <w:color w:val="0000EE"/>
-            <w:u w:val="single"/>
-          </w:rPr>
-          <w:t>Иер. 10:16</w:t>
-        </w:r>
-      </w:hyperlink>
+      <w:r>
+        <w:rPr>
+          <w:lang w:val="ru_RU" w:bidi="ru_RU"/>
+        </w:rPr>
+        <w:t>Иер. 10:16</w:t>
+      </w:r>
       <w:r>
         <w:rPr>
           <w:lang w:val="ru_RU" w:bidi="ru_RU"/>
         </w:rPr>
         <w:t xml:space="preserve">; </w:t>
       </w:r>
-      <w:hyperlink r:id="rId126">
-        <w:r>
-          <w:rPr>
-            <w:lang w:val="ru_RU" w:bidi="ru_RU"/>
-          </w:rPr>
-          <w:rPr>
-            <w:color w:val="0000EE"/>
-            <w:u w:val="single"/>
-          </w:rPr>
-          <w:t>Зах. 2:12</w:t>
-        </w:r>
-      </w:hyperlink>
+      <w:r>
+        <w:rPr>
+          <w:lang w:val="ru_RU" w:bidi="ru_RU"/>
+        </w:rPr>
+        <w:t>Зах. 2:12</w:t>
+      </w:r>
       <w:r>
         <w:rPr>
           <w:lang w:val="ru_RU" w:bidi="ru_RU"/>
         </w:rPr>
         <w:t xml:space="preserve">). В других местах Писания об Израиле говорится как об особом владении Бога (например, </w:t>
       </w:r>
-      <w:hyperlink r:id="rId127">
-        <w:r>
-          <w:rPr>
-            <w:lang w:val="ru_RU" w:bidi="ru_RU"/>
-          </w:rPr>
-          <w:rPr>
-            <w:color w:val="0000EE"/>
-            <w:u w:val="single"/>
-          </w:rPr>
-          <w:t>Исх. 19:5</w:t>
-        </w:r>
-      </w:hyperlink>
+      <w:r>
+        <w:rPr>
+          <w:lang w:val="ru_RU" w:bidi="ru_RU"/>
+        </w:rPr>
+        <w:t>Исх. 19:5</w:t>
+      </w:r>
       <w:r>
         <w:rPr>
           <w:lang w:val="ru_RU" w:bidi="ru_RU"/>
         </w:rPr>
         <w:t xml:space="preserve">; </w:t>
       </w:r>
-      <w:hyperlink r:id="rId128">
-        <w:r>
-          <w:rPr>
-            <w:lang w:val="ru_RU" w:bidi="ru_RU"/>
-          </w:rPr>
-          <w:rPr>
-            <w:color w:val="0000EE"/>
-            <w:u w:val="single"/>
-          </w:rPr>
-          <w:t>Втор. 7:6</w:t>
-        </w:r>
-      </w:hyperlink>
+      <w:r>
+        <w:rPr>
+          <w:lang w:val="ru_RU" w:bidi="ru_RU"/>
+        </w:rPr>
+        <w:t>Втор. 7:6</w:t>
+      </w:r>
       <w:r>
         <w:rPr>
           <w:lang w:val="ru_RU" w:bidi="ru_RU"/>
@@ -3065,108 +2315,72 @@
         </w:rPr>
         <w:t xml:space="preserve">В </w:t>
       </w:r>
-      <w:hyperlink r:id="rId129">
-        <w:r>
-          <w:rPr>
-            <w:lang w:val="ru_RU" w:bidi="ru_RU"/>
-          </w:rPr>
-          <w:rPr>
-            <w:color w:val="0000EE"/>
-            <w:u w:val="single"/>
-          </w:rPr>
-          <w:t>Послании к Ефесянам 1:14</w:t>
-        </w:r>
-      </w:hyperlink>
+      <w:r>
+        <w:rPr>
+          <w:lang w:val="ru_RU" w:bidi="ru_RU"/>
+        </w:rPr>
+        <w:t>Послании к Ефесянам 1:14</w:t>
+      </w:r>
       <w:r>
         <w:rPr>
           <w:lang w:val="ru_RU" w:bidi="ru_RU"/>
         </w:rPr>
         <w:t xml:space="preserve"> «искупление удела» — это окончательное спасение верующих, которые являются Божьим сокровищем. Выражение «мы сделались наследниками» (</w:t>
       </w:r>
-      <w:hyperlink r:id="rId130">
-        <w:r>
-          <w:rPr>
-            <w:lang w:val="ru_RU" w:bidi="ru_RU"/>
-          </w:rPr>
-          <w:rPr>
-            <w:color w:val="0000EE"/>
-            <w:u w:val="single"/>
-          </w:rPr>
-          <w:t>Еф. 1:11</w:t>
-        </w:r>
-      </w:hyperlink>
+      <w:r>
+        <w:rPr>
+          <w:lang w:val="ru_RU" w:bidi="ru_RU"/>
+        </w:rPr>
+        <w:t>Еф. 1:11</w:t>
+      </w:r>
       <w:r>
         <w:rPr>
           <w:lang w:val="ru_RU" w:bidi="ru_RU"/>
         </w:rPr>
         <w:t xml:space="preserve">) может быть переведено как «Бог сделал нас Своим наследством» или «мы избраны как Его наследство», что подтверждается стихом </w:t>
       </w:r>
-      <w:hyperlink r:id="rId131">
-        <w:r>
-          <w:rPr>
-            <w:lang w:val="ru_RU" w:bidi="ru_RU"/>
-          </w:rPr>
-          <w:rPr>
-            <w:color w:val="0000EE"/>
-            <w:u w:val="single"/>
-          </w:rPr>
-          <w:t>18</w:t>
-        </w:r>
-      </w:hyperlink>
+      <w:r>
+        <w:rPr>
+          <w:lang w:val="ru_RU" w:bidi="ru_RU"/>
+        </w:rPr>
+        <w:t>18</w:t>
+      </w:r>
       <w:r>
         <w:rPr>
           <w:lang w:val="ru_RU" w:bidi="ru_RU"/>
         </w:rPr>
         <w:t>. В Писании нет более основополагающей идеи, чем эта, и её суть выражается словами Сидящего на престоле: «Побеждающий наследует всё, и буду ему Богом и он будет Мне сыном» (</w:t>
       </w:r>
-      <w:hyperlink r:id="rId132">
-        <w:r>
-          <w:rPr>
-            <w:lang w:val="ru_RU" w:bidi="ru_RU"/>
-          </w:rPr>
-          <w:rPr>
-            <w:color w:val="0000EE"/>
-            <w:u w:val="single"/>
-          </w:rPr>
-          <w:t>Отк. 21:7</w:t>
-        </w:r>
-      </w:hyperlink>
+      <w:r>
+        <w:rPr>
+          <w:lang w:val="ru_RU" w:bidi="ru_RU"/>
+        </w:rPr>
+        <w:t>Отк. 21:7</w:t>
+      </w:r>
       <w:r>
         <w:rPr>
           <w:lang w:val="ru_RU" w:bidi="ru_RU"/>
         </w:rPr>
         <w:t xml:space="preserve">, см. </w:t>
       </w:r>
-      <w:hyperlink r:id="rId133">
-        <w:r>
-          <w:rPr>
-            <w:lang w:val="ru_RU" w:bidi="ru_RU"/>
-          </w:rPr>
-          <w:rPr>
-            <w:color w:val="0000EE"/>
-            <w:u w:val="single"/>
-          </w:rPr>
-          <w:t>Лев. 26:11–12</w:t>
-        </w:r>
-      </w:hyperlink>
+      <w:r>
+        <w:rPr>
+          <w:lang w:val="ru_RU" w:bidi="ru_RU"/>
+        </w:rPr>
+        <w:t>Лев. 26:11–12</w:t>
+      </w:r>
       <w:r>
         <w:rPr>
           <w:lang w:val="ru_RU" w:bidi="ru_RU"/>
         </w:rPr>
         <w:t xml:space="preserve">; </w:t>
       </w:r>
-      <w:hyperlink r:id="rId134">
-        <w:r>
-          <w:rPr>
-            <w:lang w:val="ru_RU" w:bidi="ru_RU"/>
-          </w:rPr>
-          <w:rPr>
-            <w:color w:val="0000EE"/>
-            <w:u w:val="single"/>
-          </w:rPr>
-          <w:t>2Цар. 7:14</w:t>
-        </w:r>
-      </w:hyperlink>
+      <w:r>
+        <w:rPr>
+          <w:lang w:val="ru_RU" w:bidi="ru_RU"/>
+        </w:rPr>
+        <w:t>2Цар. 7:14</w:t>
+      </w:r>
       <w:r>
         <w:rPr>
           <w:lang w:val="ru_RU" w:bidi="ru_RU"/>
@@ -3310,270 +2524,180 @@
         </w:rPr>
         <w:t>. В Новом завете слово exousia употребляется в значении «власть, которой обладает наделённый полномочиями человек, то есть она исходит из занимаемого человеком положения». В подобной власти нет ничего негативного; напротив, она правильна как с моральной, так и с духовной точки зрения (</w:t>
       </w:r>
-      <w:hyperlink r:id="rId135">
-        <w:r>
-          <w:rPr>
-            <w:lang w:val="ru_RU" w:bidi="ru_RU"/>
-          </w:rPr>
-          <w:rPr>
-            <w:color w:val="0000EE"/>
-            <w:u w:val="single"/>
-          </w:rPr>
-          <w:t>Мф.21:23</w:t>
-        </w:r>
-      </w:hyperlink>
+      <w:r>
+        <w:rPr>
+          <w:lang w:val="ru_RU" w:bidi="ru_RU"/>
+        </w:rPr>
+        <w:t>Мф.21:23</w:t>
+      </w:r>
       <w:r>
         <w:rPr>
           <w:lang w:val="ru_RU" w:bidi="ru_RU"/>
         </w:rPr>
         <w:t>). Подобной властью обладал Мессия (</w:t>
       </w:r>
-      <w:hyperlink r:id="rId136">
-        <w:r>
-          <w:rPr>
-            <w:lang w:val="ru_RU" w:bidi="ru_RU"/>
-          </w:rPr>
-          <w:rPr>
-            <w:color w:val="0000EE"/>
-            <w:u w:val="single"/>
-          </w:rPr>
-          <w:t>Мф.9:6</w:t>
-        </w:r>
-      </w:hyperlink>
+      <w:r>
+        <w:rPr>
+          <w:lang w:val="ru_RU" w:bidi="ru_RU"/>
+        </w:rPr>
+        <w:t>Мф.9:6</w:t>
+      </w:r>
       <w:r>
         <w:rPr>
           <w:lang w:val="ru_RU" w:bidi="ru_RU"/>
         </w:rPr>
         <w:t xml:space="preserve">; </w:t>
       </w:r>
-      <w:hyperlink r:id="rId137">
-        <w:r>
-          <w:rPr>
-            <w:lang w:val="ru_RU" w:bidi="ru_RU"/>
-          </w:rPr>
-          <w:rPr>
-            <w:color w:val="0000EE"/>
-            <w:u w:val="single"/>
-          </w:rPr>
-          <w:t>Мк.2:10</w:t>
-        </w:r>
-      </w:hyperlink>
+      <w:r>
+        <w:rPr>
+          <w:lang w:val="ru_RU" w:bidi="ru_RU"/>
+        </w:rPr>
+        <w:t>Мк.2:10</w:t>
+      </w:r>
       <w:r>
         <w:rPr>
           <w:lang w:val="ru_RU" w:bidi="ru_RU"/>
         </w:rPr>
         <w:t>) и Его апостолы (</w:t>
       </w:r>
-      <w:hyperlink r:id="rId138">
-        <w:r>
-          <w:rPr>
-            <w:lang w:val="ru_RU" w:bidi="ru_RU"/>
-          </w:rPr>
-          <w:rPr>
-            <w:color w:val="0000EE"/>
-            <w:u w:val="single"/>
-          </w:rPr>
-          <w:t>2Кор.10:8</w:t>
-        </w:r>
-      </w:hyperlink>
+      <w:r>
+        <w:rPr>
+          <w:lang w:val="ru_RU" w:bidi="ru_RU"/>
+        </w:rPr>
+        <w:t>2Кор.10:8</w:t>
+      </w:r>
       <w:r>
         <w:rPr>
           <w:lang w:val="ru_RU" w:bidi="ru_RU"/>
         </w:rPr>
         <w:t xml:space="preserve">; </w:t>
       </w:r>
-      <w:hyperlink r:id="rId139">
-        <w:r>
-          <w:rPr>
-            <w:lang w:val="ru_RU" w:bidi="ru_RU"/>
-          </w:rPr>
-          <w:rPr>
-            <w:color w:val="0000EE"/>
-            <w:u w:val="single"/>
-          </w:rPr>
-          <w:t>13:10</w:t>
-        </w:r>
-      </w:hyperlink>
+      <w:r>
+        <w:rPr>
+          <w:lang w:val="ru_RU" w:bidi="ru_RU"/>
+        </w:rPr>
+        <w:t>13:10</w:t>
+      </w:r>
       <w:r>
         <w:rPr>
           <w:lang w:val="ru_RU" w:bidi="ru_RU"/>
         </w:rPr>
         <w:t xml:space="preserve">), она также есть у поставленного людьми правительства (ср. </w:t>
       </w:r>
-      <w:hyperlink r:id="rId140">
-        <w:r>
-          <w:rPr>
-            <w:lang w:val="ru_RU" w:bidi="ru_RU"/>
-          </w:rPr>
-          <w:rPr>
-            <w:color w:val="0000EE"/>
-            <w:u w:val="single"/>
-          </w:rPr>
-          <w:t>Мф.8:9</w:t>
-        </w:r>
-      </w:hyperlink>
+      <w:r>
+        <w:rPr>
+          <w:lang w:val="ru_RU" w:bidi="ru_RU"/>
+        </w:rPr>
+        <w:t>Мф.8:9</w:t>
+      </w:r>
       <w:r>
         <w:rPr>
           <w:lang w:val="ru_RU" w:bidi="ru_RU"/>
         </w:rPr>
         <w:t xml:space="preserve">; </w:t>
       </w:r>
-      <w:hyperlink r:id="rId141">
-        <w:r>
-          <w:rPr>
-            <w:lang w:val="ru_RU" w:bidi="ru_RU"/>
-          </w:rPr>
-          <w:rPr>
-            <w:color w:val="0000EE"/>
-            <w:u w:val="single"/>
-          </w:rPr>
-          <w:t>Лк.20:20</w:t>
-        </w:r>
-      </w:hyperlink>
+      <w:r>
+        <w:rPr>
+          <w:lang w:val="ru_RU" w:bidi="ru_RU"/>
+        </w:rPr>
+        <w:t>Лк.20:20</w:t>
+      </w:r>
       <w:r>
         <w:rPr>
           <w:lang w:val="ru_RU" w:bidi="ru_RU"/>
         </w:rPr>
         <w:t>). Слово archai имеет несколько значений; 12 раз оно переведено как «верховные власти», «Начала» или «начальства». В посланиях Павла это слово встречается 9 раз (</w:t>
       </w:r>
-      <w:hyperlink r:id="rId142">
-        <w:r>
-          <w:rPr>
-            <w:lang w:val="ru_RU" w:bidi="ru_RU"/>
-          </w:rPr>
-          <w:rPr>
-            <w:color w:val="0000EE"/>
-            <w:u w:val="single"/>
-          </w:rPr>
-          <w:t>Рим.8:38</w:t>
-        </w:r>
-      </w:hyperlink>
+      <w:r>
+        <w:rPr>
+          <w:lang w:val="ru_RU" w:bidi="ru_RU"/>
+        </w:rPr>
+        <w:t>Рим.8:38</w:t>
+      </w:r>
       <w:r>
         <w:rPr>
           <w:lang w:val="ru_RU" w:bidi="ru_RU"/>
         </w:rPr>
         <w:t xml:space="preserve">; </w:t>
       </w:r>
-      <w:hyperlink r:id="rId143">
-        <w:r>
-          <w:rPr>
-            <w:lang w:val="ru_RU" w:bidi="ru_RU"/>
-          </w:rPr>
-          <w:rPr>
-            <w:color w:val="0000EE"/>
-            <w:u w:val="single"/>
-          </w:rPr>
-          <w:t>1Кор.15:24</w:t>
-        </w:r>
-      </w:hyperlink>
+      <w:r>
+        <w:rPr>
+          <w:lang w:val="ru_RU" w:bidi="ru_RU"/>
+        </w:rPr>
+        <w:t>1Кор.15:24</w:t>
+      </w:r>
       <w:r>
         <w:rPr>
           <w:lang w:val="ru_RU" w:bidi="ru_RU"/>
         </w:rPr>
         <w:t xml:space="preserve">; </w:t>
       </w:r>
-      <w:hyperlink r:id="rId144">
-        <w:r>
-          <w:rPr>
-            <w:lang w:val="ru_RU" w:bidi="ru_RU"/>
-          </w:rPr>
-          <w:rPr>
-            <w:color w:val="0000EE"/>
-            <w:u w:val="single"/>
-          </w:rPr>
-          <w:t>Еф.1:21</w:t>
-        </w:r>
-      </w:hyperlink>
+      <w:r>
+        <w:rPr>
+          <w:lang w:val="ru_RU" w:bidi="ru_RU"/>
+        </w:rPr>
+        <w:t>Еф.1:21</w:t>
+      </w:r>
       <w:r>
         <w:rPr>
           <w:lang w:val="ru_RU" w:bidi="ru_RU"/>
         </w:rPr>
         <w:t xml:space="preserve">; </w:t>
       </w:r>
-      <w:hyperlink r:id="rId145">
-        <w:r>
-          <w:rPr>
-            <w:lang w:val="ru_RU" w:bidi="ru_RU"/>
-          </w:rPr>
-          <w:rPr>
-            <w:color w:val="0000EE"/>
-            <w:u w:val="single"/>
-          </w:rPr>
-          <w:t>3:10</w:t>
-        </w:r>
-      </w:hyperlink>
+      <w:r>
+        <w:rPr>
+          <w:lang w:val="ru_RU" w:bidi="ru_RU"/>
+        </w:rPr>
+        <w:t>3:10</w:t>
+      </w:r>
       <w:r>
         <w:rPr>
           <w:lang w:val="ru_RU" w:bidi="ru_RU"/>
         </w:rPr>
         <w:t xml:space="preserve">; </w:t>
       </w:r>
-      <w:hyperlink r:id="rId146">
-        <w:r>
-          <w:rPr>
-            <w:lang w:val="ru_RU" w:bidi="ru_RU"/>
-          </w:rPr>
-          <w:rPr>
-            <w:color w:val="0000EE"/>
-            <w:u w:val="single"/>
-          </w:rPr>
-          <w:t>6:12</w:t>
-        </w:r>
-      </w:hyperlink>
+      <w:r>
+        <w:rPr>
+          <w:lang w:val="ru_RU" w:bidi="ru_RU"/>
+        </w:rPr>
+        <w:t>6:12</w:t>
+      </w:r>
       <w:r>
         <w:rPr>
           <w:lang w:val="ru_RU" w:bidi="ru_RU"/>
         </w:rPr>
         <w:t xml:space="preserve">; </w:t>
       </w:r>
-      <w:hyperlink r:id="rId147">
-        <w:r>
-          <w:rPr>
-            <w:lang w:val="ru_RU" w:bidi="ru_RU"/>
-          </w:rPr>
-          <w:rPr>
-            <w:color w:val="0000EE"/>
-            <w:u w:val="single"/>
-          </w:rPr>
-          <w:t>Кол.1:16</w:t>
-        </w:r>
-      </w:hyperlink>
+      <w:r>
+        <w:rPr>
+          <w:lang w:val="ru_RU" w:bidi="ru_RU"/>
+        </w:rPr>
+        <w:t>Кол.1:16</w:t>
+      </w:r>
       <w:r>
         <w:rPr>
           <w:lang w:val="ru_RU" w:bidi="ru_RU"/>
         </w:rPr>
         <w:t xml:space="preserve">; </w:t>
       </w:r>
-      <w:hyperlink r:id="rId148">
-        <w:r>
-          <w:rPr>
-            <w:lang w:val="ru_RU" w:bidi="ru_RU"/>
-          </w:rPr>
-          <w:rPr>
-            <w:color w:val="0000EE"/>
-            <w:u w:val="single"/>
-          </w:rPr>
-          <w:t>2:10, 15</w:t>
-        </w:r>
-      </w:hyperlink>
+      <w:r>
+        <w:rPr>
+          <w:lang w:val="ru_RU" w:bidi="ru_RU"/>
+        </w:rPr>
+        <w:t>2:10, 15</w:t>
+      </w:r>
       <w:r>
         <w:rPr>
           <w:lang w:val="ru_RU" w:bidi="ru_RU"/>
         </w:rPr>
         <w:t xml:space="preserve">; </w:t>
       </w:r>
-      <w:hyperlink r:id="rId149">
-        <w:r>
-          <w:rPr>
-            <w:lang w:val="ru_RU" w:bidi="ru_RU"/>
-          </w:rPr>
-          <w:rPr>
-            <w:color w:val="0000EE"/>
-            <w:u w:val="single"/>
-          </w:rPr>
-          <w:t>Тит.3:1</w:t>
-        </w:r>
-      </w:hyperlink>
+      <w:r>
+        <w:rPr>
+          <w:lang w:val="ru_RU" w:bidi="ru_RU"/>
+        </w:rPr>
+        <w:t>Тит.3:1</w:t>
+      </w:r>
       <w:r>
         <w:rPr>
           <w:lang w:val="ru_RU" w:bidi="ru_RU"/>
@@ -3593,36 +2717,24 @@
         </w:rPr>
         <w:t>, распространённое слово для обозначения власти, описывающее способность или силу для достижения впечатляющей цели (</w:t>
       </w:r>
-      <w:hyperlink r:id="rId150">
-        <w:r>
-          <w:rPr>
-            <w:lang w:val="ru_RU" w:bidi="ru_RU"/>
-          </w:rPr>
-          <w:rPr>
-            <w:color w:val="0000EE"/>
-            <w:u w:val="single"/>
-          </w:rPr>
-          <w:t>Мф.25:15</w:t>
-        </w:r>
-      </w:hyperlink>
+      <w:r>
+        <w:rPr>
+          <w:lang w:val="ru_RU" w:bidi="ru_RU"/>
+        </w:rPr>
+        <w:t>Мф.25:15</w:t>
+      </w:r>
       <w:r>
         <w:rPr>
           <w:lang w:val="ru_RU" w:bidi="ru_RU"/>
         </w:rPr>
         <w:t xml:space="preserve">; </w:t>
       </w:r>
-      <w:hyperlink r:id="rId151">
-        <w:r>
-          <w:rPr>
-            <w:lang w:val="ru_RU" w:bidi="ru_RU"/>
-          </w:rPr>
-          <w:rPr>
-            <w:color w:val="0000EE"/>
-            <w:u w:val="single"/>
-          </w:rPr>
-          <w:t>Деян.3:12</w:t>
-        </w:r>
-      </w:hyperlink>
+      <w:r>
+        <w:rPr>
+          <w:lang w:val="ru_RU" w:bidi="ru_RU"/>
+        </w:rPr>
+        <w:t>Деян.3:12</w:t>
+      </w:r>
       <w:r>
         <w:rPr>
           <w:lang w:val="ru_RU" w:bidi="ru_RU"/>
@@ -3657,54 +2769,36 @@
         </w:rPr>
         <w:t>Когда Павел говорит, что имя Иисуса стоит выше всех других имён, он хочет подчеркнуть верховную власть Христа над всеми сотворёнными существами - как добрыми, так и злыми (</w:t>
       </w:r>
-      <w:hyperlink r:id="rId152">
-        <w:r>
-          <w:rPr>
-            <w:lang w:val="ru_RU" w:bidi="ru_RU"/>
-          </w:rPr>
-          <w:rPr>
-            <w:color w:val="0000EE"/>
-            <w:u w:val="single"/>
-          </w:rPr>
-          <w:t>Рим.14:11</w:t>
-        </w:r>
-      </w:hyperlink>
+      <w:r>
+        <w:rPr>
+          <w:lang w:val="ru_RU" w:bidi="ru_RU"/>
+        </w:rPr>
+        <w:t>Рим.14:11</w:t>
+      </w:r>
       <w:r>
         <w:rPr>
           <w:lang w:val="ru_RU" w:bidi="ru_RU"/>
         </w:rPr>
         <w:t xml:space="preserve">; </w:t>
       </w:r>
-      <w:hyperlink r:id="rId153">
-        <w:r>
-          <w:rPr>
-            <w:lang w:val="ru_RU" w:bidi="ru_RU"/>
-          </w:rPr>
-          <w:rPr>
-            <w:color w:val="0000EE"/>
-            <w:u w:val="single"/>
-          </w:rPr>
-          <w:t>Флп.2:10</w:t>
-        </w:r>
-      </w:hyperlink>
+      <w:r>
+        <w:rPr>
+          <w:lang w:val="ru_RU" w:bidi="ru_RU"/>
+        </w:rPr>
+        <w:t>Флп.2:10</w:t>
+      </w:r>
       <w:r>
         <w:rPr>
           <w:lang w:val="ru_RU" w:bidi="ru_RU"/>
         </w:rPr>
         <w:t>). Небесные существа подчиняются Ему как своему Создателю, признавая Его Господом всей Вселенной. Это учение представляло большую важность для колоссян, вера которых, по всей видимости, была повреждена небиблейскими домыслами (</w:t>
       </w:r>
-      <w:hyperlink r:id="rId154">
-        <w:r>
-          <w:rPr>
-            <w:lang w:val="ru_RU" w:bidi="ru_RU"/>
-          </w:rPr>
-          <w:rPr>
-            <w:color w:val="0000EE"/>
-            <w:u w:val="single"/>
-          </w:rPr>
-          <w:t>Кол.2:8</w:t>
-        </w:r>
-      </w:hyperlink>
+      <w:r>
+        <w:rPr>
+          <w:lang w:val="ru_RU" w:bidi="ru_RU"/>
+        </w:rPr>
+        <w:t>Кол.2:8</w:t>
+      </w:r>
       <w:r>
         <w:rPr>
           <w:lang w:val="ru_RU" w:bidi="ru_RU"/>
@@ -3773,36 +2867,24 @@
         </w:rPr>
         <w:t>В Послании к Титу Павел говорит своему сотруднику Титу оставить служение на острове Крит (</w:t>
       </w:r>
-      <w:hyperlink r:id="rId155">
-        <w:r>
-          <w:rPr>
-            <w:lang w:val="ru_RU" w:bidi="ru_RU"/>
-          </w:rPr>
-          <w:rPr>
-            <w:color w:val="0000EE"/>
-            <w:u w:val="single"/>
-          </w:rPr>
-          <w:t>Тит.1:5</w:t>
-        </w:r>
-      </w:hyperlink>
+      <w:r>
+        <w:rPr>
+          <w:lang w:val="ru_RU" w:bidi="ru_RU"/>
+        </w:rPr>
+        <w:t>Тит.1:5</w:t>
+      </w:r>
       <w:r>
         <w:rPr>
           <w:lang w:val="ru_RU" w:bidi="ru_RU"/>
         </w:rPr>
         <w:t>) и отправиться в Никополь, где в то время трудился сам апостол и где намеревался провести зиму (</w:t>
       </w:r>
-      <w:hyperlink r:id="rId156">
-        <w:r>
-          <w:rPr>
-            <w:lang w:val="ru_RU" w:bidi="ru_RU"/>
-          </w:rPr>
-          <w:rPr>
-            <w:color w:val="0000EE"/>
-            <w:u w:val="single"/>
-          </w:rPr>
-          <w:t>3:12</w:t>
-        </w:r>
-      </w:hyperlink>
+      <w:r>
+        <w:rPr>
+          <w:lang w:val="ru_RU" w:bidi="ru_RU"/>
+        </w:rPr>
+        <w:t>3:12</w:t>
+      </w:r>
       <w:r>
         <w:rPr>
           <w:lang w:val="ru_RU" w:bidi="ru_RU"/>
